--- a/services/export-service/templates/web/05_vulnerability.docx
+++ b/services/export-service/templates/web/05_vulnerability.docx
@@ -414,7 +414,6 @@
       <w:pgSz w:h="16838" w:w="11906" w:orient="portrait"/>
       <w:pgMar w:bottom="1021" w:top="1021" w:left="1021" w:right="1021" w:header="680" w:footer="709"/>
       <w:pgNumType w:start="1"/>
-      <w:titlePg w:val="1"/>
     </w:sectPr>
   </w:body>
 </w:document>
@@ -459,6 +458,13 @@
         <w:vertAlign w:val="baseline"/>
       </w:rPr>
     </w:pPr>
+    <w:r>
+      <w:rPr/>
+      <w:fldChar w:fldCharType="begin"/>
+      <w:instrText xml:space="preserve">PAGE</w:instrText>
+      <w:fldChar w:fldCharType="separate"/>
+      <w:fldChar w:fldCharType="end"/>
+    </w:r>
     <w:r>
       <w:rPr>
         <w:rFonts w:ascii="Times New Roman" w:cs="Times New Roman" w:eastAsia="Times New Roman" w:hAnsi="Times New Roman"/>

--- a/services/export-service/templates/web/05_vulnerability.docx
+++ b/services/export-service/templates/web/05_vulnerability.docx
@@ -1,169 +1,568 @@
 
 <file path=word/document.xml><?xml version="1.0" encoding="utf-8"?>
-<w:document xmlns:mc="http://schemas.openxmlformats.org/markup-compatibility/2006" xmlns:o="urn:schemas-microsoft-com:office:office" xmlns:r="http://schemas.openxmlformats.org/officeDocument/2006/relationships" xmlns:m="http://schemas.openxmlformats.org/officeDocument/2006/math" xmlns:v="urn:schemas-microsoft-com:vml" xmlns:wp="http://schemas.openxmlformats.org/drawingml/2006/wordprocessingDrawing" xmlns:w10="urn:schemas-microsoft-com:office:word" xmlns:w="http://schemas.openxmlformats.org/wordprocessingml/2006/main" xmlns:wne="http://schemas.microsoft.com/office/word/2006/wordml" xmlns:sl="http://schemas.openxmlformats.org/schemaLibrary/2006/main" xmlns:a="http://schemas.openxmlformats.org/drawingml/2006/main" xmlns:pic="http://schemas.openxmlformats.org/drawingml/2006/picture" xmlns:c="http://schemas.openxmlformats.org/drawingml/2006/chart" xmlns:lc="http://schemas.openxmlformats.org/drawingml/2006/lockedCanvas" xmlns:dgm="http://schemas.openxmlformats.org/drawingml/2006/diagram" xmlns:wps="http://schemas.microsoft.com/office/word/2010/wordprocessingShape" xmlns:wpg="http://schemas.microsoft.com/office/word/2010/wordprocessingGroup" xmlns:w14="http://schemas.microsoft.com/office/word/2010/wordml" xmlns:w15="http://schemas.microsoft.com/office/word/2012/wordml" xmlns:w16="http://schemas.microsoft.com/office/word/2018/wordml" xmlns:w16cex="http://schemas.microsoft.com/office/word/2018/wordml/cex" xmlns:w16cid="http://schemas.microsoft.com/office/word/2016/wordml/cid" xmlns="http://schemas.microsoft.com/office/tasks/2019/documenttasks" xmlns:cr="http://schemas.microsoft.com/office/comments/2020/reactions">
+<w:document xmlns:wpc="http://schemas.microsoft.com/office/word/2010/wordprocessingCanvas" xmlns:cx="http://schemas.microsoft.com/office/drawing/2014/chartex" xmlns:cx1="http://schemas.microsoft.com/office/drawing/2015/9/8/chartex" xmlns:cx2="http://schemas.microsoft.com/office/drawing/2015/10/21/chartex" xmlns:cx3="http://schemas.microsoft.com/office/drawing/2016/5/9/chartex" xmlns:cx4="http://schemas.microsoft.com/office/drawing/2016/5/10/chartex" xmlns:cx5="http://schemas.microsoft.com/office/drawing/2016/5/11/chartex" xmlns:cx6="http://schemas.microsoft.com/office/drawing/2016/5/12/chartex" xmlns:cx7="http://schemas.microsoft.com/office/drawing/2016/5/13/chartex" xmlns:cx8="http://schemas.microsoft.com/office/drawing/2016/5/14/chartex" xmlns:mc="http://schemas.openxmlformats.org/markup-compatibility/2006" xmlns:aink="http://schemas.microsoft.com/office/drawing/2016/ink" xmlns:am3d="http://schemas.microsoft.com/office/drawing/2017/model3d" xmlns:o="urn:schemas-microsoft-com:office:office" xmlns:oel="http://schemas.microsoft.com/office/2019/extlst" xmlns:r="http://schemas.openxmlformats.org/officeDocument/2006/relationships" xmlns:m="http://schemas.openxmlformats.org/officeDocument/2006/math" xmlns:v="urn:schemas-microsoft-com:vml" xmlns:wp14="http://schemas.microsoft.com/office/word/2010/wordprocessingDrawing" xmlns:wp="http://schemas.openxmlformats.org/drawingml/2006/wordprocessingDrawing" xmlns:w10="urn:schemas-microsoft-com:office:word" xmlns:w="http://schemas.openxmlformats.org/wordprocessingml/2006/main" xmlns:w14="http://schemas.microsoft.com/office/word/2010/wordml" xmlns:w15="http://schemas.microsoft.com/office/word/2012/wordml" xmlns:w16cex="http://schemas.microsoft.com/office/word/2018/wordml/cex" xmlns:w16cid="http://schemas.microsoft.com/office/word/2016/wordml/cid" xmlns:w16="http://schemas.microsoft.com/office/word/2018/wordml" xmlns:w16du="http://schemas.microsoft.com/office/word/2023/wordml/word16du" xmlns:w16sdtdh="http://schemas.microsoft.com/office/word/2020/wordml/sdtdatahash" xmlns:w16sdtfl="http://schemas.microsoft.com/office/word/2024/wordml/sdtformatlock" xmlns:w16se="http://schemas.microsoft.com/office/word/2015/wordml/symex" xmlns:wpg="http://schemas.microsoft.com/office/word/2010/wordprocessingGroup" xmlns:wpi="http://schemas.microsoft.com/office/word/2010/wordprocessingInk" xmlns:wne="http://schemas.microsoft.com/office/word/2006/wordml" xmlns:wps="http://schemas.microsoft.com/office/word/2010/wordprocessingShape" mc:Ignorable="w14 w15 w16se w16cid w16 w16cex w16sdtdh w16sdtfl w16du wp14">
   <w:body>
     <w:p>
       <w:pPr>
-        <w:pStyle w:val="Heading1"/>
-        <w:ind w:left="0"/>
-        <w:rPr/>
+        <w:keepNext/>
+        <w:keepLines/>
+        <w:pBdr>
+          <w:bottom w:val="single" w:sz="4" w:space="1" w:color="156082"/>
+        </w:pBdr>
+        <w:spacing w:after="0" w:line="240" w:lineRule="auto"/>
+        <w:outlineLvl w:val="0"/>
+        <w:rPr>
+          <w:color w:val="0A2F41"/>
+          <w:sz w:val="36"/>
+          <w:szCs w:val="36"/>
+          <w:lang w:val="en-US"/>
+        </w:rPr>
       </w:pPr>
-      <w:bookmarkStart w:colFirst="0" w:colLast="0" w:name="_st9mcf6yxydw" w:id="0"/>
+      <w:bookmarkStart w:id="0" w:name="_Toc225260158"/>
+      <w:r>
+        <w:rPr>
+          <w:color w:val="0A2F41"/>
+          <w:sz w:val="36"/>
+          <w:szCs w:val="36"/>
+          <w:lang w:val="en-US"/>
+        </w:rPr>
+        <w:t xml:space="preserve">{% if </w:t>
+      </w:r>
+      <w:proofErr w:type="spellStart"/>
+      <w:r>
+        <w:rPr>
+          <w:color w:val="0A2F41"/>
+          <w:sz w:val="36"/>
+          <w:szCs w:val="36"/>
+          <w:lang w:val="en-US"/>
+        </w:rPr>
+        <w:t>is_first</w:t>
+      </w:r>
+      <w:proofErr w:type="spellEnd"/>
+      <w:r>
+        <w:rPr>
+          <w:color w:val="0A2F41"/>
+          <w:sz w:val="36"/>
+          <w:szCs w:val="36"/>
+          <w:lang w:val="en-US"/>
+        </w:rPr>
+        <w:t xml:space="preserve"> %}{{ </w:t>
+      </w:r>
+      <w:proofErr w:type="spellStart"/>
+      <w:r>
+        <w:rPr>
+          <w:color w:val="0A2F41"/>
+          <w:sz w:val="36"/>
+          <w:szCs w:val="36"/>
+          <w:lang w:val="en-US"/>
+        </w:rPr>
+        <w:t>chapter_num</w:t>
+      </w:r>
+      <w:proofErr w:type="spellEnd"/>
+      <w:r>
+        <w:rPr>
+          <w:color w:val="0A2F41"/>
+          <w:sz w:val="36"/>
+          <w:szCs w:val="36"/>
+          <w:lang w:val="en-US"/>
+        </w:rPr>
+        <w:t xml:space="preserve"> }} </w:t>
+      </w:r>
+      <w:r>
+        <w:rPr>
+          <w:color w:val="0A2F41"/>
+          <w:sz w:val="36"/>
+          <w:szCs w:val="36"/>
+        </w:rPr>
+        <w:t>Описание</w:t>
+      </w:r>
+      <w:r>
+        <w:rPr>
+          <w:color w:val="0A2F41"/>
+          <w:sz w:val="36"/>
+          <w:szCs w:val="36"/>
+          <w:lang w:val="en-US"/>
+        </w:rPr>
+        <w:t xml:space="preserve"> </w:t>
+      </w:r>
+      <w:r>
+        <w:rPr>
+          <w:color w:val="0A2F41"/>
+          <w:sz w:val="36"/>
+          <w:szCs w:val="36"/>
+        </w:rPr>
+        <w:t>результатов</w:t>
+      </w:r>
+      <w:r>
+        <w:rPr>
+          <w:color w:val="0A2F41"/>
+          <w:sz w:val="36"/>
+          <w:szCs w:val="36"/>
+          <w:lang w:val="en-US"/>
+        </w:rPr>
+        <w:t xml:space="preserve"> </w:t>
+      </w:r>
+      <w:r>
+        <w:rPr>
+          <w:color w:val="0A2F41"/>
+          <w:sz w:val="36"/>
+          <w:szCs w:val="36"/>
+        </w:rPr>
+        <w:t>тестирования</w:t>
+      </w:r>
       <w:bookmarkEnd w:id="0"/>
       <w:r>
         <w:rPr>
-          <w:rtl w:val="0"/>
-        </w:rPr>
-        <w:t xml:space="preserve">{% if is_first %}{{ chapter_num }}. Описание результатов тестирования {% endif %}</w:t>
+          <w:color w:val="0A2F41"/>
+          <w:sz w:val="36"/>
+          <w:szCs w:val="36"/>
+          <w:lang w:val="en-US"/>
+        </w:rPr>
+        <w:t xml:space="preserve"> {% endif %}</w:t>
       </w:r>
     </w:p>
     <w:p>
       <w:pPr>
-        <w:pStyle w:val="Heading2"/>
-        <w:ind w:left="141.73228346456688" w:firstLine="0"/>
-        <w:rPr/>
+        <w:keepNext/>
+        <w:keepLines/>
+        <w:spacing w:before="160" w:after="200" w:line="240" w:lineRule="auto"/>
+        <w:outlineLvl w:val="1"/>
+        <w:rPr>
+          <w:color w:val="0A2F41"/>
+          <w:sz w:val="32"/>
+          <w:szCs w:val="32"/>
+          <w:u w:val="single"/>
+          <w:lang w:val="en-US"/>
+        </w:rPr>
       </w:pPr>
-      <w:bookmarkStart w:colFirst="0" w:colLast="0" w:name="_15utw47c4rk0" w:id="1"/>
+      <w:bookmarkStart w:id="1" w:name="_AITG-APP-06:_Prompt_Injection"/>
       <w:bookmarkEnd w:id="1"/>
-      <w:r>
-        <w:rPr>
-          <w:rtl w:val="0"/>
-        </w:rPr>
-        <w:t xml:space="preserve">{{ chapter_num }}.{{ vuln_index }}. {{ bug_name }}</w:t>
+      <w:proofErr w:type="gramStart"/>
+      <w:r>
+        <w:rPr>
+          <w:color w:val="0A2F41"/>
+          <w:sz w:val="32"/>
+          <w:szCs w:val="32"/>
+          <w:u w:val="single"/>
+          <w:lang w:val="en-US"/>
+        </w:rPr>
+        <w:t xml:space="preserve">{{ </w:t>
+      </w:r>
+      <w:proofErr w:type="spellStart"/>
+      <w:r>
+        <w:rPr>
+          <w:color w:val="0A2F41"/>
+          <w:sz w:val="32"/>
+          <w:szCs w:val="32"/>
+          <w:u w:val="single"/>
+          <w:lang w:val="en-US"/>
+        </w:rPr>
+        <w:t>chapter</w:t>
+      </w:r>
+      <w:proofErr w:type="gramEnd"/>
+      <w:r>
+        <w:rPr>
+          <w:color w:val="0A2F41"/>
+          <w:sz w:val="32"/>
+          <w:szCs w:val="32"/>
+          <w:u w:val="single"/>
+          <w:lang w:val="en-US"/>
+        </w:rPr>
+        <w:t>_</w:t>
+      </w:r>
+      <w:proofErr w:type="gramStart"/>
+      <w:r>
+        <w:rPr>
+          <w:color w:val="0A2F41"/>
+          <w:sz w:val="32"/>
+          <w:szCs w:val="32"/>
+          <w:u w:val="single"/>
+          <w:lang w:val="en-US"/>
+        </w:rPr>
+        <w:t>num</w:t>
+      </w:r>
+      <w:proofErr w:type="spellEnd"/>
+      <w:r>
+        <w:rPr>
+          <w:color w:val="0A2F41"/>
+          <w:sz w:val="32"/>
+          <w:szCs w:val="32"/>
+          <w:u w:val="single"/>
+          <w:lang w:val="en-US"/>
+        </w:rPr>
+        <w:t xml:space="preserve"> }}.{{ </w:t>
+      </w:r>
+      <w:proofErr w:type="spellStart"/>
+      <w:r>
+        <w:rPr>
+          <w:color w:val="0A2F41"/>
+          <w:sz w:val="32"/>
+          <w:szCs w:val="32"/>
+          <w:u w:val="single"/>
+          <w:lang w:val="en-US"/>
+        </w:rPr>
+        <w:t>vuln</w:t>
+      </w:r>
+      <w:proofErr w:type="gramEnd"/>
+      <w:r>
+        <w:rPr>
+          <w:color w:val="0A2F41"/>
+          <w:sz w:val="32"/>
+          <w:szCs w:val="32"/>
+          <w:u w:val="single"/>
+          <w:lang w:val="en-US"/>
+        </w:rPr>
+        <w:t>_</w:t>
+      </w:r>
+      <w:proofErr w:type="gramStart"/>
+      <w:r>
+        <w:rPr>
+          <w:color w:val="0A2F41"/>
+          <w:sz w:val="32"/>
+          <w:szCs w:val="32"/>
+          <w:u w:val="single"/>
+          <w:lang w:val="en-US"/>
+        </w:rPr>
+        <w:t>index</w:t>
+      </w:r>
+      <w:proofErr w:type="spellEnd"/>
+      <w:r>
+        <w:rPr>
+          <w:color w:val="0A2F41"/>
+          <w:sz w:val="32"/>
+          <w:szCs w:val="32"/>
+          <w:u w:val="single"/>
+          <w:lang w:val="en-US"/>
+        </w:rPr>
+        <w:t xml:space="preserve"> }</w:t>
+      </w:r>
+      <w:proofErr w:type="gramEnd"/>
+      <w:r>
+        <w:rPr>
+          <w:color w:val="0A2F41"/>
+          <w:sz w:val="32"/>
+          <w:szCs w:val="32"/>
+          <w:u w:val="single"/>
+          <w:lang w:val="en-US"/>
+        </w:rPr>
+        <w:t xml:space="preserve">}. </w:t>
+      </w:r>
+      <w:proofErr w:type="gramStart"/>
+      <w:r>
+        <w:rPr>
+          <w:color w:val="0A2F41"/>
+          <w:sz w:val="32"/>
+          <w:szCs w:val="32"/>
+          <w:u w:val="single"/>
+          <w:lang w:val="en-US"/>
+        </w:rPr>
+        <w:t xml:space="preserve">{{ </w:t>
+      </w:r>
+      <w:proofErr w:type="spellStart"/>
+      <w:r>
+        <w:rPr>
+          <w:color w:val="0A2F41"/>
+          <w:sz w:val="32"/>
+          <w:szCs w:val="32"/>
+          <w:u w:val="single"/>
+          <w:lang w:val="en-US"/>
+        </w:rPr>
+        <w:t>bug</w:t>
+      </w:r>
+      <w:proofErr w:type="gramEnd"/>
+      <w:r>
+        <w:rPr>
+          <w:color w:val="0A2F41"/>
+          <w:sz w:val="32"/>
+          <w:szCs w:val="32"/>
+          <w:u w:val="single"/>
+          <w:lang w:val="en-US"/>
+        </w:rPr>
+        <w:t>_</w:t>
+      </w:r>
+      <w:proofErr w:type="gramStart"/>
+      <w:r>
+        <w:rPr>
+          <w:color w:val="0A2F41"/>
+          <w:sz w:val="32"/>
+          <w:szCs w:val="32"/>
+          <w:u w:val="single"/>
+          <w:lang w:val="en-US"/>
+        </w:rPr>
+        <w:t>name</w:t>
+      </w:r>
+      <w:proofErr w:type="spellEnd"/>
+      <w:r>
+        <w:rPr>
+          <w:color w:val="0A2F41"/>
+          <w:sz w:val="32"/>
+          <w:szCs w:val="32"/>
+          <w:u w:val="single"/>
+          <w:lang w:val="en-US"/>
+        </w:rPr>
+        <w:t xml:space="preserve"> }</w:t>
+      </w:r>
+      <w:proofErr w:type="gramEnd"/>
+      <w:r>
+        <w:rPr>
+          <w:color w:val="0A2F41"/>
+          <w:sz w:val="32"/>
+          <w:szCs w:val="32"/>
+          <w:u w:val="single"/>
+          <w:lang w:val="en-US"/>
+        </w:rPr>
+        <w:t>}</w:t>
       </w:r>
     </w:p>
     <w:tbl>
       <w:tblPr>
-        <w:tblStyle w:val="Table1"/>
-        <w:tblW w:w="9848.0" w:type="dxa"/>
-        <w:jc w:val="left"/>
+        <w:tblStyle w:val="10"/>
+        <w:tblW w:w="5000" w:type="pct"/>
         <w:tblBorders>
-          <w:top w:color="262626" w:space="0" w:sz="6" w:val="single"/>
-          <w:left w:color="262626" w:space="0" w:sz="6" w:val="single"/>
-          <w:bottom w:color="262626" w:space="0" w:sz="6" w:val="single"/>
-          <w:right w:color="262626" w:space="0" w:sz="6" w:val="single"/>
-          <w:insideH w:color="262626" w:space="0" w:sz="6" w:val="single"/>
-          <w:insideV w:color="262626" w:space="0" w:sz="6" w:val="single"/>
+          <w:top w:val="single" w:sz="6" w:space="0" w:color="262626"/>
+          <w:left w:val="single" w:sz="6" w:space="0" w:color="262626"/>
+          <w:bottom w:val="single" w:sz="6" w:space="0" w:color="262626"/>
+          <w:right w:val="single" w:sz="6" w:space="0" w:color="262626"/>
+          <w:insideH w:val="single" w:sz="6" w:space="0" w:color="262626"/>
+          <w:insideV w:val="single" w:sz="6" w:space="0" w:color="262626"/>
         </w:tblBorders>
         <w:tblLayout w:type="fixed"/>
-        <w:tblLook w:val="0400"/>
+        <w:tblLook w:val="04A0" w:firstRow="1" w:lastRow="0" w:firstColumn="1" w:lastColumn="0" w:noHBand="0" w:noVBand="1"/>
       </w:tblPr>
       <w:tblGrid>
         <w:gridCol w:w="1979"/>
         <w:gridCol w:w="7869"/>
-        <w:tblGridChange w:id="0">
-          <w:tblGrid>
-            <w:gridCol w:w="1979"/>
-            <w:gridCol w:w="7869"/>
-          </w:tblGrid>
-        </w:tblGridChange>
       </w:tblGrid>
       <w:tr>
-        <w:trPr>
-          <w:cantSplit w:val="0"/>
-          <w:tblHeader w:val="0"/>
-        </w:trPr>
         <w:tc>
-          <w:tcPr/>
+          <w:tcPr>
+            <w:tcW w:w="1979" w:type="dxa"/>
+          </w:tcPr>
           <w:p>
             <w:pPr>
-              <w:rPr/>
+              <w:spacing w:after="200" w:line="276" w:lineRule="auto"/>
+              <w:rPr>
+                <w:rFonts w:ascii="Times New Roman" w:hAnsi="Times New Roman"/>
+                <w:sz w:val="24"/>
+                <w:szCs w:val="24"/>
+              </w:rPr>
             </w:pPr>
             <w:r>
               <w:rPr>
-                <w:rtl w:val="0"/>
+                <w:rFonts w:ascii="Times New Roman" w:hAnsi="Times New Roman"/>
+                <w:sz w:val="24"/>
+                <w:szCs w:val="24"/>
               </w:rPr>
               <w:t xml:space="preserve">Уровень опасности: </w:t>
             </w:r>
           </w:p>
         </w:tc>
         <w:tc>
-          <w:tcPr/>
+          <w:tcPr>
+            <w:tcW w:w="7869" w:type="dxa"/>
+          </w:tcPr>
           <w:p>
             <w:pPr>
-              <w:rPr/>
+              <w:spacing w:after="200" w:line="276" w:lineRule="auto"/>
+              <w:rPr>
+                <w:rFonts w:ascii="Times New Roman" w:hAnsi="Times New Roman"/>
+                <w:sz w:val="24"/>
+                <w:szCs w:val="24"/>
+                <w:lang w:val="en-US"/>
+              </w:rPr>
             </w:pPr>
+            <w:proofErr w:type="gramStart"/>
             <w:r>
               <w:rPr>
-                <w:color w:val="ed7d31"/>
-                <w:sz w:val="28"/>
-                <w:szCs w:val="28"/>
-                <w:rtl w:val="0"/>
-              </w:rPr>
-              <w:t xml:space="preserve">{{ bug_criticality }}</w:t>
+                <w:rFonts w:ascii="Times New Roman" w:hAnsi="Times New Roman"/>
+                <w:color w:val="ED7D31"/>
+                <w:sz w:val="24"/>
+                <w:szCs w:val="24"/>
+              </w:rPr>
+              <w:t xml:space="preserve">{{ </w:t>
             </w:r>
+            <w:proofErr w:type="spellStart"/>
             <w:r>
               <w:rPr>
-                <w:rtl w:val="0"/>
-              </w:rPr>
+                <w:rFonts w:ascii="Times New Roman" w:hAnsi="Times New Roman"/>
+                <w:color w:val="ED7D31"/>
+                <w:sz w:val="24"/>
+                <w:szCs w:val="24"/>
+              </w:rPr>
+              <w:t>bug</w:t>
+            </w:r>
+            <w:proofErr w:type="gramEnd"/>
+            <w:r>
+              <w:rPr>
+                <w:rFonts w:ascii="Times New Roman" w:hAnsi="Times New Roman"/>
+                <w:color w:val="ED7D31"/>
+                <w:sz w:val="24"/>
+                <w:szCs w:val="24"/>
+              </w:rPr>
+              <w:t>_criticality</w:t>
+            </w:r>
+            <w:proofErr w:type="spellEnd"/>
+            <w:r>
+              <w:rPr>
+                <w:rFonts w:ascii="Times New Roman" w:hAnsi="Times New Roman"/>
+                <w:color w:val="ED7D31"/>
+                <w:sz w:val="24"/>
+                <w:szCs w:val="24"/>
+              </w:rPr>
+              <w:t xml:space="preserve"> }}</w:t>
             </w:r>
           </w:p>
         </w:tc>
       </w:tr>
       <w:tr>
-        <w:trPr>
-          <w:cantSplit w:val="0"/>
-          <w:tblHeader w:val="0"/>
-        </w:trPr>
         <w:tc>
-          <w:tcPr/>
+          <w:tcPr>
+            <w:tcW w:w="1979" w:type="dxa"/>
+          </w:tcPr>
           <w:p>
             <w:pPr>
-              <w:rPr/>
+              <w:spacing w:after="200" w:line="276" w:lineRule="auto"/>
+              <w:rPr>
+                <w:rFonts w:ascii="Times New Roman" w:hAnsi="Times New Roman"/>
+                <w:sz w:val="24"/>
+                <w:szCs w:val="24"/>
+              </w:rPr>
             </w:pPr>
             <w:r>
               <w:rPr>
-                <w:rtl w:val="0"/>
+                <w:rFonts w:ascii="Times New Roman" w:hAnsi="Times New Roman"/>
+                <w:sz w:val="24"/>
+                <w:szCs w:val="24"/>
               </w:rPr>
               <w:t xml:space="preserve">CVSS: </w:t>
             </w:r>
           </w:p>
         </w:tc>
         <w:tc>
-          <w:tcPr/>
+          <w:tcPr>
+            <w:tcW w:w="7869" w:type="dxa"/>
+          </w:tcPr>
           <w:p>
             <w:pPr>
-              <w:rPr/>
+              <w:spacing w:after="200" w:line="276" w:lineRule="auto"/>
+              <w:rPr>
+                <w:rFonts w:ascii="Times New Roman" w:hAnsi="Times New Roman"/>
+                <w:sz w:val="24"/>
+                <w:szCs w:val="24"/>
+              </w:rPr>
             </w:pPr>
+            <w:proofErr w:type="gramStart"/>
             <w:r>
               <w:rPr>
-                <w:rtl w:val="0"/>
-              </w:rPr>
-              <w:t xml:space="preserve">{{ cvss_score }}</w:t>
+                <w:rFonts w:ascii="Times New Roman" w:hAnsi="Times New Roman"/>
+                <w:sz w:val="24"/>
+                <w:szCs w:val="24"/>
+              </w:rPr>
+              <w:t xml:space="preserve">{{ </w:t>
+            </w:r>
+            <w:proofErr w:type="spellStart"/>
+            <w:r>
+              <w:rPr>
+                <w:rFonts w:ascii="Times New Roman" w:hAnsi="Times New Roman"/>
+                <w:sz w:val="24"/>
+                <w:szCs w:val="24"/>
+              </w:rPr>
+              <w:t>cvss</w:t>
+            </w:r>
+            <w:proofErr w:type="gramEnd"/>
+            <w:r>
+              <w:rPr>
+                <w:rFonts w:ascii="Times New Roman" w:hAnsi="Times New Roman"/>
+                <w:sz w:val="24"/>
+                <w:szCs w:val="24"/>
+              </w:rPr>
+              <w:t>_score</w:t>
+            </w:r>
+            <w:proofErr w:type="spellEnd"/>
+            <w:r>
+              <w:rPr>
+                <w:rFonts w:ascii="Times New Roman" w:hAnsi="Times New Roman"/>
+                <w:sz w:val="24"/>
+                <w:szCs w:val="24"/>
+              </w:rPr>
+              <w:t xml:space="preserve"> }}</w:t>
             </w:r>
           </w:p>
         </w:tc>
       </w:tr>
       <w:tr>
-        <w:trPr>
-          <w:cantSplit w:val="0"/>
-          <w:tblHeader w:val="0"/>
-        </w:trPr>
         <w:tc>
-          <w:tcPr/>
+          <w:tcPr>
+            <w:tcW w:w="1979" w:type="dxa"/>
+          </w:tcPr>
           <w:p>
             <w:pPr>
-              <w:rPr/>
+              <w:spacing w:after="200" w:line="276" w:lineRule="auto"/>
+              <w:rPr>
+                <w:rFonts w:ascii="Times New Roman" w:hAnsi="Times New Roman"/>
+                <w:sz w:val="24"/>
+                <w:szCs w:val="24"/>
+              </w:rPr>
             </w:pPr>
             <w:r>
               <w:rPr>
-                <w:rtl w:val="0"/>
+                <w:rFonts w:ascii="Times New Roman" w:hAnsi="Times New Roman"/>
+                <w:sz w:val="24"/>
+                <w:szCs w:val="24"/>
               </w:rPr>
               <w:t xml:space="preserve">CVSS-вектор </w:t>
             </w:r>
           </w:p>
         </w:tc>
         <w:tc>
-          <w:tcPr/>
+          <w:tcPr>
+            <w:tcW w:w="7869" w:type="dxa"/>
+          </w:tcPr>
           <w:p>
             <w:pPr>
-              <w:rPr/>
+              <w:spacing w:after="200" w:line="276" w:lineRule="auto"/>
+              <w:rPr>
+                <w:rFonts w:ascii="Times New Roman" w:hAnsi="Times New Roman"/>
+                <w:sz w:val="24"/>
+                <w:szCs w:val="24"/>
+                <w:lang w:val="en-US"/>
+              </w:rPr>
             </w:pPr>
+            <w:proofErr w:type="gramStart"/>
             <w:r>
               <w:rPr>
-                <w:rtl w:val="0"/>
-              </w:rPr>
-              <w:t xml:space="preserve">{{ cvss_vector }}</w:t>
+                <w:rFonts w:ascii="Times New Roman" w:hAnsi="Times New Roman"/>
+                <w:sz w:val="24"/>
+                <w:szCs w:val="24"/>
+              </w:rPr>
+              <w:t xml:space="preserve">{{ </w:t>
+            </w:r>
+            <w:proofErr w:type="spellStart"/>
+            <w:r>
+              <w:rPr>
+                <w:rFonts w:ascii="Times New Roman" w:hAnsi="Times New Roman"/>
+                <w:sz w:val="24"/>
+                <w:szCs w:val="24"/>
+              </w:rPr>
+              <w:t>cvss</w:t>
+            </w:r>
+            <w:proofErr w:type="gramEnd"/>
+            <w:r>
+              <w:rPr>
+                <w:rFonts w:ascii="Times New Roman" w:hAnsi="Times New Roman"/>
+                <w:sz w:val="24"/>
+                <w:szCs w:val="24"/>
+              </w:rPr>
+              <w:t>_vector</w:t>
+            </w:r>
+            <w:proofErr w:type="spellEnd"/>
+            <w:r>
+              <w:rPr>
+                <w:rFonts w:ascii="Times New Roman" w:hAnsi="Times New Roman"/>
+                <w:sz w:val="24"/>
+                <w:szCs w:val="24"/>
+              </w:rPr>
+              <w:t xml:space="preserve"> }}</w:t>
             </w:r>
           </w:p>
         </w:tc>
@@ -171,317 +570,358 @@
     </w:tbl>
     <w:p>
       <w:pPr>
-        <w:keepNext w:val="0"/>
-        <w:keepLines w:val="0"/>
-        <w:pageBreakBefore w:val="0"/>
-        <w:widowControl w:val="1"/>
-        <w:pBdr>
-          <w:top w:space="0" w:sz="0" w:val="nil"/>
-          <w:left w:space="0" w:sz="0" w:val="nil"/>
-          <w:bottom w:space="0" w:sz="0" w:val="nil"/>
-          <w:right w:space="0" w:sz="0" w:val="nil"/>
-          <w:between w:space="0" w:sz="0" w:val="nil"/>
-        </w:pBdr>
-        <w:shd w:fill="auto" w:val="clear"/>
-        <w:spacing w:after="200" w:before="320" w:line="240" w:lineRule="auto"/>
-        <w:ind w:left="0" w:right="0" w:firstLine="0"/>
-        <w:jc w:val="left"/>
-        <w:rPr>
-          <w:rFonts w:ascii="Times New Roman" w:cs="Times New Roman" w:eastAsia="Times New Roman" w:hAnsi="Times New Roman"/>
-          <w:b w:val="1"/>
-          <w:bCs w:val="1"/>
-          <w:i w:val="1"/>
-          <w:iCs w:val="1"/>
-          <w:smallCaps w:val="0"/>
-          <w:strike w:val="0"/>
-          <w:color w:val="262626"/>
+        <w:spacing w:before="320" w:after="200" w:line="240" w:lineRule="auto"/>
+        <w:rPr>
+          <w:b/>
+          <w:bCs/>
+          <w:color w:val="0A2F41"/>
           <w:sz w:val="28"/>
           <w:szCs w:val="28"/>
-          <w:u w:val="none"/>
-          <w:shd w:fill="auto" w:val="clear"/>
-          <w:vertAlign w:val="baseline"/>
         </w:rPr>
       </w:pPr>
       <w:r>
         <w:rPr>
-          <w:rFonts w:ascii="Times New Roman" w:cs="Times New Roman" w:eastAsia="Times New Roman" w:hAnsi="Times New Roman"/>
-          <w:b w:val="1"/>
-          <w:bCs w:val="1"/>
-          <w:i w:val="1"/>
-          <w:iCs w:val="1"/>
-          <w:smallCaps w:val="0"/>
-          <w:strike w:val="0"/>
-          <w:color w:val="262626"/>
+          <w:b/>
+          <w:bCs/>
+          <w:color w:val="0A2F41"/>
           <w:sz w:val="28"/>
           <w:szCs w:val="28"/>
-          <w:u w:val="none"/>
-          <w:shd w:fill="auto" w:val="clear"/>
-          <w:vertAlign w:val="baseline"/>
-          <w:rtl w:val="0"/>
-        </w:rPr>
-        <w:t xml:space="preserve">Описание:</w:t>
+        </w:rPr>
+        <w:t>Описание:</w:t>
       </w:r>
     </w:p>
     <w:p>
       <w:pPr>
-        <w:spacing w:after="0" w:line="240" w:lineRule="auto"/>
-        <w:rPr>
-          <w:color w:val="000000"/>
+        <w:spacing w:after="200" w:line="276" w:lineRule="auto"/>
+        <w:rPr>
+          <w:bCs/>
+          <w:color w:val="auto"/>
+          <w:szCs w:val="22"/>
+          <w:lang w:val="en-US"/>
         </w:rPr>
       </w:pPr>
       <w:r>
         <w:rPr>
-          <w:color w:val="000000"/>
-          <w:rtl w:val="0"/>
-        </w:rPr>
-        <w:t xml:space="preserve">{{p bug_description_doc }}</w:t>
+          <w:bCs/>
+          <w:color w:val="auto"/>
+          <w:szCs w:val="22"/>
+        </w:rPr>
+        <w:t xml:space="preserve">{{p </w:t>
+      </w:r>
+      <w:proofErr w:type="spellStart"/>
+      <w:r>
+        <w:rPr>
+          <w:bCs/>
+          <w:color w:val="auto"/>
+          <w:szCs w:val="22"/>
+        </w:rPr>
+        <w:t>bug_description_</w:t>
+      </w:r>
+      <w:proofErr w:type="gramStart"/>
+      <w:r>
+        <w:rPr>
+          <w:bCs/>
+          <w:color w:val="auto"/>
+          <w:szCs w:val="22"/>
+        </w:rPr>
+        <w:t>doc</w:t>
+      </w:r>
+      <w:proofErr w:type="spellEnd"/>
+      <w:r>
+        <w:rPr>
+          <w:bCs/>
+          <w:color w:val="auto"/>
+          <w:szCs w:val="22"/>
+        </w:rPr>
+        <w:t xml:space="preserve"> }</w:t>
+      </w:r>
+      <w:proofErr w:type="gramEnd"/>
+      <w:r>
+        <w:rPr>
+          <w:bCs/>
+          <w:color w:val="auto"/>
+          <w:szCs w:val="22"/>
+        </w:rPr>
+        <w:t>}</w:t>
       </w:r>
     </w:p>
     <w:p>
       <w:pPr>
-        <w:spacing w:after="0" w:line="240" w:lineRule="auto"/>
-        <w:rPr>
-          <w:color w:val="000000"/>
+        <w:spacing w:after="200" w:line="276" w:lineRule="auto"/>
+        <w:rPr>
+          <w:bCs/>
+          <w:color w:val="auto"/>
+          <w:szCs w:val="22"/>
+          <w:lang w:val="en-US"/>
         </w:rPr>
       </w:pPr>
-      <w:r>
-        <w:rPr>
-          <w:rtl w:val="0"/>
-        </w:rPr>
-      </w:r>
     </w:p>
     <w:p>
       <w:pPr>
-        <w:keepNext w:val="0"/>
-        <w:keepLines w:val="0"/>
-        <w:pageBreakBefore w:val="0"/>
-        <w:widowControl w:val="1"/>
-        <w:pBdr>
-          <w:top w:space="0" w:sz="0" w:val="nil"/>
-          <w:left w:space="0" w:sz="0" w:val="nil"/>
-          <w:bottom w:space="0" w:sz="0" w:val="nil"/>
-          <w:right w:space="0" w:sz="0" w:val="nil"/>
-          <w:between w:space="0" w:sz="0" w:val="nil"/>
-        </w:pBdr>
-        <w:shd w:fill="auto" w:val="clear"/>
-        <w:spacing w:after="200" w:before="320" w:line="240" w:lineRule="auto"/>
-        <w:ind w:left="0" w:right="0" w:firstLine="0"/>
-        <w:jc w:val="left"/>
-        <w:rPr>
-          <w:rFonts w:ascii="Times New Roman" w:cs="Times New Roman" w:eastAsia="Times New Roman" w:hAnsi="Times New Roman"/>
-          <w:b w:val="1"/>
-          <w:bCs w:val="1"/>
-          <w:i w:val="1"/>
-          <w:iCs w:val="1"/>
-          <w:smallCaps w:val="0"/>
-          <w:strike w:val="0"/>
-          <w:color w:val="262626"/>
+        <w:spacing w:after="200" w:line="276" w:lineRule="auto"/>
+        <w:rPr>
+          <w:b/>
+          <w:bCs/>
+          <w:color w:val="0A2F41"/>
           <w:sz w:val="28"/>
           <w:szCs w:val="28"/>
-          <w:u w:val="none"/>
-          <w:shd w:fill="auto" w:val="clear"/>
-          <w:vertAlign w:val="baseline"/>
+          <w:lang w:val="ru-RU"/>
         </w:rPr>
       </w:pPr>
       <w:r>
         <w:rPr>
-          <w:rFonts w:ascii="Times New Roman" w:cs="Times New Roman" w:eastAsia="Times New Roman" w:hAnsi="Times New Roman"/>
-          <w:b w:val="1"/>
-          <w:bCs w:val="1"/>
-          <w:i w:val="1"/>
-          <w:iCs w:val="1"/>
-          <w:smallCaps w:val="0"/>
-          <w:strike w:val="0"/>
-          <w:color w:val="262626"/>
+          <w:b/>
+          <w:bCs/>
+          <w:color w:val="0A2F41"/>
           <w:sz w:val="28"/>
           <w:szCs w:val="28"/>
-          <w:u w:val="none"/>
-          <w:shd w:fill="auto" w:val="clear"/>
-          <w:vertAlign w:val="baseline"/>
-          <w:rtl w:val="0"/>
-        </w:rPr>
-        <w:t xml:space="preserve">Шаги для повторения:</w:t>
+        </w:rPr>
+        <w:t xml:space="preserve">Шаги </w:t>
+      </w:r>
+      <w:r>
+        <w:rPr>
+          <w:b/>
+          <w:bCs/>
+          <w:color w:val="0A2F41"/>
+          <w:sz w:val="28"/>
+          <w:szCs w:val="28"/>
+          <w:lang w:val="ru-RU"/>
+        </w:rPr>
+        <w:t>для повторения</w:t>
+      </w:r>
+      <w:r>
+        <w:rPr>
+          <w:b/>
+          <w:bCs/>
+          <w:color w:val="0A2F41"/>
+          <w:sz w:val="28"/>
+          <w:szCs w:val="28"/>
+        </w:rPr>
+        <w:t>:</w:t>
       </w:r>
     </w:p>
     <w:p>
       <w:pPr>
-        <w:keepNext w:val="0"/>
-        <w:keepLines w:val="0"/>
-        <w:pageBreakBefore w:val="0"/>
-        <w:widowControl w:val="1"/>
         <w:pBdr>
-          <w:top w:space="0" w:sz="0" w:val="nil"/>
-          <w:left w:space="0" w:sz="0" w:val="nil"/>
-          <w:bottom w:space="0" w:sz="0" w:val="nil"/>
-          <w:right w:space="0" w:sz="0" w:val="nil"/>
-          <w:between w:space="0" w:sz="0" w:val="nil"/>
+          <w:top w:val="nil"/>
+          <w:left w:val="nil"/>
+          <w:bottom w:val="nil"/>
+          <w:right w:val="nil"/>
+          <w:between w:val="nil"/>
         </w:pBdr>
-        <w:shd w:fill="auto" w:val="clear"/>
-        <w:spacing w:after="0" w:before="0" w:line="240" w:lineRule="auto"/>
-        <w:ind w:left="0" w:right="0" w:firstLine="0"/>
-        <w:rPr>
-          <w:rFonts w:ascii="Times New Roman" w:cs="Times New Roman" w:eastAsia="Times New Roman" w:hAnsi="Times New Roman"/>
-          <w:b w:val="0"/>
-          <w:bCs w:val="0"/>
-          <w:i w:val="1"/>
-          <w:iCs w:val="1"/>
-          <w:smallCaps w:val="0"/>
-          <w:strike w:val="0"/>
-          <w:color w:val="262626"/>
-          <w:sz w:val="24"/>
-          <w:szCs w:val="24"/>
-          <w:u w:val="none"/>
-          <w:shd w:fill="auto" w:val="clear"/>
-          <w:vertAlign w:val="baseline"/>
+        <w:spacing w:after="0" w:line="240" w:lineRule="auto"/>
+        <w:rPr>
+          <w:i/>
+          <w:iCs/>
+          <w:color w:val="auto"/>
+          <w:lang w:val="en-US"/>
         </w:rPr>
       </w:pPr>
       <w:r>
         <w:rPr>
           <w:color w:val="000000"/>
-          <w:rtl w:val="0"/>
-        </w:rPr>
-        <w:t xml:space="preserve">{{p reproduction_steps_doc }}</w:t>
-      </w:r>
-      <w:r>
-        <w:rPr>
-          <w:rtl w:val="0"/>
-        </w:rPr>
+          <w:lang w:val="en-US"/>
+        </w:rPr>
+        <w:t xml:space="preserve">{{p </w:t>
+      </w:r>
+      <w:proofErr w:type="spellStart"/>
+      <w:r>
+        <w:rPr>
+          <w:color w:val="000000"/>
+          <w:lang w:val="en-US"/>
+        </w:rPr>
+        <w:t>reproduction_steps_</w:t>
+      </w:r>
+      <w:proofErr w:type="gramStart"/>
+      <w:r>
+        <w:rPr>
+          <w:color w:val="000000"/>
+          <w:lang w:val="en-US"/>
+        </w:rPr>
+        <w:t>doc</w:t>
+      </w:r>
+      <w:proofErr w:type="spellEnd"/>
+      <w:r>
+        <w:rPr>
+          <w:color w:val="000000"/>
+          <w:lang w:val="en-US"/>
+        </w:rPr>
+        <w:t xml:space="preserve"> }</w:t>
+      </w:r>
+      <w:proofErr w:type="gramEnd"/>
+      <w:r>
+        <w:rPr>
+          <w:color w:val="000000"/>
+          <w:lang w:val="en-US"/>
+        </w:rPr>
+        <w:t>}</w:t>
       </w:r>
     </w:p>
     <w:p>
       <w:pPr>
-        <w:rPr/>
+        <w:spacing w:after="200" w:line="276" w:lineRule="auto"/>
+        <w:rPr>
+          <w:b/>
+          <w:bCs/>
+          <w:color w:val="0A2F41"/>
+          <w:sz w:val="28"/>
+          <w:szCs w:val="28"/>
+          <w:lang w:val="en-US"/>
+        </w:rPr>
       </w:pPr>
-      <w:r>
-        <w:rPr>
-          <w:rtl w:val="0"/>
-        </w:rPr>
-      </w:r>
     </w:p>
     <w:p>
       <w:pPr>
-        <w:rPr>
-          <w:b w:val="1"/>
-          <w:bCs w:val="1"/>
-          <w:i w:val="1"/>
-          <w:iCs w:val="1"/>
-          <w:color w:val="000000"/>
-        </w:rPr>
-      </w:pPr>
-      <w:r>
-        <w:rPr>
-          <w:rFonts w:ascii="Times New Roman" w:cs="Times New Roman" w:eastAsia="Times New Roman" w:hAnsi="Times New Roman"/>
-          <w:b w:val="1"/>
-          <w:bCs w:val="1"/>
-          <w:i w:val="1"/>
-          <w:iCs w:val="1"/>
+        <w:spacing w:after="200" w:line="276" w:lineRule="auto"/>
+        <w:rPr>
+          <w:b/>
+          <w:bCs/>
+          <w:color w:val="0A2F41"/>
           <w:sz w:val="28"/>
           <w:szCs w:val="28"/>
-          <w:rtl w:val="0"/>
-        </w:rPr>
-        <w:t xml:space="preserve">Рекомендации:</w:t>
-      </w:r>
-      <w:r>
-        <w:rPr>
-          <w:rtl w:val="0"/>
-        </w:rPr>
+          <w:lang w:val="en-US"/>
+        </w:rPr>
+      </w:pPr>
+      <w:r>
+        <w:rPr>
+          <w:b/>
+          <w:bCs/>
+          <w:color w:val="0A2F41"/>
+          <w:sz w:val="28"/>
+          <w:szCs w:val="28"/>
+          <w:lang w:val="ru-RU"/>
+        </w:rPr>
+        <w:t>Рекомендации</w:t>
+      </w:r>
+      <w:r>
+        <w:rPr>
+          <w:b/>
+          <w:bCs/>
+          <w:color w:val="0A2F41"/>
+          <w:sz w:val="28"/>
+          <w:szCs w:val="28"/>
+          <w:lang w:val="en-US"/>
+        </w:rPr>
+        <w:t>:</w:t>
       </w:r>
     </w:p>
     <w:p>
       <w:pPr>
-        <w:rPr/>
+        <w:spacing w:after="200" w:line="276" w:lineRule="auto"/>
+        <w:rPr>
+          <w:color w:val="auto"/>
+        </w:rPr>
       </w:pPr>
       <w:r>
         <w:rPr>
-          <w:rtl w:val="0"/>
-        </w:rPr>
-        <w:t xml:space="preserve">{{p remediation_doc }}</w:t>
+          <w:color w:val="auto"/>
+        </w:rPr>
+        <w:t xml:space="preserve">{{p </w:t>
+      </w:r>
+      <w:proofErr w:type="spellStart"/>
+      <w:r>
+        <w:rPr>
+          <w:color w:val="auto"/>
+        </w:rPr>
+        <w:t>remediation_</w:t>
+      </w:r>
+      <w:proofErr w:type="gramStart"/>
+      <w:r>
+        <w:rPr>
+          <w:color w:val="auto"/>
+        </w:rPr>
+        <w:t>doc</w:t>
+      </w:r>
+      <w:proofErr w:type="spellEnd"/>
+      <w:r>
+        <w:rPr>
+          <w:color w:val="auto"/>
+        </w:rPr>
+        <w:t xml:space="preserve"> }</w:t>
+      </w:r>
+      <w:proofErr w:type="gramEnd"/>
+      <w:r>
+        <w:rPr>
+          <w:color w:val="auto"/>
+        </w:rPr>
+        <w:t>}</w:t>
       </w:r>
     </w:p>
-    <w:p>
-      <w:pPr>
-        <w:rPr/>
-      </w:pPr>
-      <w:r>
-        <w:rPr>
-          <w:rtl w:val="0"/>
-        </w:rPr>
-      </w:r>
-    </w:p>
+    <w:p/>
     <w:sectPr>
-      <w:footerReference r:id="rId6" w:type="default"/>
-      <w:footerReference r:id="rId7" w:type="first"/>
-      <w:pgSz w:h="16838" w:w="11906" w:orient="portrait"/>
-      <w:pgMar w:bottom="1021" w:top="1021" w:left="1021" w:right="1021" w:header="680" w:footer="709"/>
+      <w:footerReference w:type="default" r:id="rId6"/>
+      <w:footerReference w:type="first" r:id="rId7"/>
+      <w:pgSz w:w="11906" w:h="16838"/>
+      <w:pgMar w:top="1021" w:right="1021" w:bottom="1021" w:left="1021" w:header="680" w:footer="709" w:gutter="0"/>
       <w:pgNumType w:start="1"/>
+      <w:cols w:space="720"/>
     </w:sectPr>
   </w:body>
 </w:document>
 </file>
 
+<file path=word/endnotes.xml><?xml version="1.0" encoding="utf-8"?>
+<w:endnotes xmlns:wpc="http://schemas.microsoft.com/office/word/2010/wordprocessingCanvas" xmlns:cx="http://schemas.microsoft.com/office/drawing/2014/chartex" xmlns:cx1="http://schemas.microsoft.com/office/drawing/2015/9/8/chartex" xmlns:cx2="http://schemas.microsoft.com/office/drawing/2015/10/21/chartex" xmlns:cx3="http://schemas.microsoft.com/office/drawing/2016/5/9/chartex" xmlns:cx4="http://schemas.microsoft.com/office/drawing/2016/5/10/chartex" xmlns:cx5="http://schemas.microsoft.com/office/drawing/2016/5/11/chartex" xmlns:cx6="http://schemas.microsoft.com/office/drawing/2016/5/12/chartex" xmlns:cx7="http://schemas.microsoft.com/office/drawing/2016/5/13/chartex" xmlns:cx8="http://schemas.microsoft.com/office/drawing/2016/5/14/chartex" xmlns:mc="http://schemas.openxmlformats.org/markup-compatibility/2006" xmlns:aink="http://schemas.microsoft.com/office/drawing/2016/ink" xmlns:am3d="http://schemas.microsoft.com/office/drawing/2017/model3d" xmlns:o="urn:schemas-microsoft-com:office:office" xmlns:oel="http://schemas.microsoft.com/office/2019/extlst" xmlns:r="http://schemas.openxmlformats.org/officeDocument/2006/relationships" xmlns:m="http://schemas.openxmlformats.org/officeDocument/2006/math" xmlns:v="urn:schemas-microsoft-com:vml" xmlns:wp14="http://schemas.microsoft.com/office/word/2010/wordprocessingDrawing" xmlns:wp="http://schemas.openxmlformats.org/drawingml/2006/wordprocessingDrawing" xmlns:w10="urn:schemas-microsoft-com:office:word" xmlns:w="http://schemas.openxmlformats.org/wordprocessingml/2006/main" xmlns:w14="http://schemas.microsoft.com/office/word/2010/wordml" xmlns:w15="http://schemas.microsoft.com/office/word/2012/wordml" xmlns:w16cex="http://schemas.microsoft.com/office/word/2018/wordml/cex" xmlns:w16cid="http://schemas.microsoft.com/office/word/2016/wordml/cid" xmlns:w16="http://schemas.microsoft.com/office/word/2018/wordml" xmlns:w16du="http://schemas.microsoft.com/office/word/2023/wordml/word16du" xmlns:w16sdtdh="http://schemas.microsoft.com/office/word/2020/wordml/sdtdatahash" xmlns:w16sdtfl="http://schemas.microsoft.com/office/word/2024/wordml/sdtformatlock" xmlns:w16se="http://schemas.microsoft.com/office/word/2015/wordml/symex" xmlns:wpg="http://schemas.microsoft.com/office/word/2010/wordprocessingGroup" xmlns:wpi="http://schemas.microsoft.com/office/word/2010/wordprocessingInk" xmlns:wne="http://schemas.microsoft.com/office/word/2006/wordml" xmlns:wps="http://schemas.microsoft.com/office/word/2010/wordprocessingShape" mc:Ignorable="w14 w15 w16se w16cid w16 w16cex w16sdtdh w16sdtfl w16du wp14">
+  <w:endnote w:type="separator" w:id="-1">
+    <w:p>
+      <w:pPr>
+        <w:spacing w:after="0" w:line="240" w:lineRule="auto"/>
+      </w:pPr>
+      <w:r>
+        <w:separator/>
+      </w:r>
+    </w:p>
+  </w:endnote>
+  <w:endnote w:type="continuationSeparator" w:id="0">
+    <w:p>
+      <w:pPr>
+        <w:spacing w:after="0" w:line="240" w:lineRule="auto"/>
+      </w:pPr>
+      <w:r>
+        <w:continuationSeparator/>
+      </w:r>
+    </w:p>
+  </w:endnote>
+</w:endnotes>
+</file>
+
 <file path=word/footer1.xml><?xml version="1.0" encoding="utf-8"?>
-<w:ftr xmlns:mc="http://schemas.openxmlformats.org/markup-compatibility/2006" xmlns:o="urn:schemas-microsoft-com:office:office" xmlns:r="http://schemas.openxmlformats.org/officeDocument/2006/relationships" xmlns:m="http://schemas.openxmlformats.org/officeDocument/2006/math" xmlns:v="urn:schemas-microsoft-com:vml" xmlns:wp="http://schemas.openxmlformats.org/drawingml/2006/wordprocessingDrawing" xmlns:w10="urn:schemas-microsoft-com:office:word" xmlns:w="http://schemas.openxmlformats.org/wordprocessingml/2006/main" xmlns:wne="http://schemas.microsoft.com/office/word/2006/wordml" xmlns:sl="http://schemas.openxmlformats.org/schemaLibrary/2006/main" xmlns:a="http://schemas.openxmlformats.org/drawingml/2006/main" xmlns:pic="http://schemas.openxmlformats.org/drawingml/2006/picture" xmlns:c="http://schemas.openxmlformats.org/drawingml/2006/chart" xmlns:lc="http://schemas.openxmlformats.org/drawingml/2006/lockedCanvas" xmlns:dgm="http://schemas.openxmlformats.org/drawingml/2006/diagram" xmlns:wps="http://schemas.microsoft.com/office/word/2010/wordprocessingShape" xmlns:wpg="http://schemas.microsoft.com/office/word/2010/wordprocessingGroup" xmlns:w14="http://schemas.microsoft.com/office/word/2010/wordml" xmlns:w15="http://schemas.microsoft.com/office/word/2012/wordml" xmlns:w16="http://schemas.microsoft.com/office/word/2018/wordml" xmlns:w16cex="http://schemas.microsoft.com/office/word/2018/wordml/cex" xmlns:w16cid="http://schemas.microsoft.com/office/word/2016/wordml/cid" xmlns="http://schemas.microsoft.com/office/tasks/2019/documenttasks" xmlns:cr="http://schemas.microsoft.com/office/comments/2020/reactions">
+<w:ftr xmlns:wpc="http://schemas.microsoft.com/office/word/2010/wordprocessingCanvas" xmlns:cx="http://schemas.microsoft.com/office/drawing/2014/chartex" xmlns:cx1="http://schemas.microsoft.com/office/drawing/2015/9/8/chartex" xmlns:cx2="http://schemas.microsoft.com/office/drawing/2015/10/21/chartex" xmlns:cx3="http://schemas.microsoft.com/office/drawing/2016/5/9/chartex" xmlns:cx4="http://schemas.microsoft.com/office/drawing/2016/5/10/chartex" xmlns:cx5="http://schemas.microsoft.com/office/drawing/2016/5/11/chartex" xmlns:cx6="http://schemas.microsoft.com/office/drawing/2016/5/12/chartex" xmlns:cx7="http://schemas.microsoft.com/office/drawing/2016/5/13/chartex" xmlns:cx8="http://schemas.microsoft.com/office/drawing/2016/5/14/chartex" xmlns:mc="http://schemas.openxmlformats.org/markup-compatibility/2006" xmlns:aink="http://schemas.microsoft.com/office/drawing/2016/ink" xmlns:am3d="http://schemas.microsoft.com/office/drawing/2017/model3d" xmlns:o="urn:schemas-microsoft-com:office:office" xmlns:oel="http://schemas.microsoft.com/office/2019/extlst" xmlns:r="http://schemas.openxmlformats.org/officeDocument/2006/relationships" xmlns:m="http://schemas.openxmlformats.org/officeDocument/2006/math" xmlns:v="urn:schemas-microsoft-com:vml" xmlns:wp14="http://schemas.microsoft.com/office/word/2010/wordprocessingDrawing" xmlns:wp="http://schemas.openxmlformats.org/drawingml/2006/wordprocessingDrawing" xmlns:w10="urn:schemas-microsoft-com:office:word" xmlns:w="http://schemas.openxmlformats.org/wordprocessingml/2006/main" xmlns:w14="http://schemas.microsoft.com/office/word/2010/wordml" xmlns:w15="http://schemas.microsoft.com/office/word/2012/wordml" xmlns:w16cex="http://schemas.microsoft.com/office/word/2018/wordml/cex" xmlns:w16cid="http://schemas.microsoft.com/office/word/2016/wordml/cid" xmlns:w16="http://schemas.microsoft.com/office/word/2018/wordml" xmlns:w16du="http://schemas.microsoft.com/office/word/2023/wordml/word16du" xmlns:w16sdtdh="http://schemas.microsoft.com/office/word/2020/wordml/sdtdatahash" xmlns:w16sdtfl="http://schemas.microsoft.com/office/word/2024/wordml/sdtformatlock" xmlns:w16se="http://schemas.microsoft.com/office/word/2015/wordml/symex" xmlns:wpg="http://schemas.microsoft.com/office/word/2010/wordprocessingGroup" xmlns:wpi="http://schemas.microsoft.com/office/word/2010/wordprocessingInk" xmlns:wne="http://schemas.microsoft.com/office/word/2006/wordml" xmlns:wps="http://schemas.microsoft.com/office/word/2010/wordprocessingShape" mc:Ignorable="w14 w15 w16se w16cid w16 w16cex w16sdtdh w16sdtfl w16du wp14">
   <w:p>
     <w:pPr>
-      <w:keepNext w:val="0"/>
-      <w:keepLines w:val="0"/>
-      <w:widowControl w:val="1"/>
       <w:pBdr>
-        <w:top w:space="0" w:sz="0" w:val="nil"/>
-        <w:left w:space="0" w:sz="0" w:val="nil"/>
-        <w:bottom w:space="0" w:sz="0" w:val="nil"/>
-        <w:right w:space="0" w:sz="0" w:val="nil"/>
-        <w:between w:space="0" w:sz="0" w:val="nil"/>
+        <w:top w:val="nil"/>
+        <w:left w:val="nil"/>
+        <w:bottom w:val="nil"/>
+        <w:right w:val="nil"/>
+        <w:between w:val="nil"/>
       </w:pBdr>
-      <w:shd w:fill="auto" w:val="clear"/>
       <w:tabs>
-        <w:tab w:val="center" w:leader="none" w:pos="4677"/>
-        <w:tab w:val="right" w:leader="none" w:pos="9355"/>
-        <w:tab w:val="left" w:leader="none" w:pos="2693"/>
+        <w:tab w:val="center" w:pos="4677"/>
+        <w:tab w:val="right" w:pos="9355"/>
+        <w:tab w:val="left" w:pos="2693"/>
       </w:tabs>
-      <w:spacing w:after="0" w:before="0" w:line="240" w:lineRule="auto"/>
-      <w:ind w:left="0" w:right="0" w:firstLine="0"/>
-      <w:jc w:val="left"/>
-      <w:rPr>
-        <w:rFonts w:ascii="Times New Roman" w:cs="Times New Roman" w:eastAsia="Times New Roman" w:hAnsi="Times New Roman"/>
-        <w:b w:val="0"/>
-        <w:bCs w:val="0"/>
-        <w:i w:val="0"/>
-        <w:iCs w:val="0"/>
-        <w:smallCaps w:val="0"/>
-        <w:strike w:val="0"/>
-        <w:color w:val="262626"/>
-        <w:sz w:val="24"/>
-        <w:szCs w:val="24"/>
-        <w:u w:val="none"/>
-        <w:shd w:fill="auto" w:val="clear"/>
-        <w:vertAlign w:val="baseline"/>
-      </w:rPr>
+      <w:spacing w:after="0" w:line="240" w:lineRule="auto"/>
     </w:pPr>
     <w:r>
-      <w:rPr/>
       <w:fldChar w:fldCharType="begin"/>
-      <w:instrText xml:space="preserve">PAGE</w:instrText>
+    </w:r>
+    <w:r>
+      <w:instrText>PAGE</w:instrText>
+    </w:r>
+    <w:r>
       <w:fldChar w:fldCharType="separate"/>
+    </w:r>
+    <w:r>
+      <w:rPr>
+        <w:noProof/>
+      </w:rPr>
+      <w:t>1</w:t>
+    </w:r>
+    <w:r>
       <w:fldChar w:fldCharType="end"/>
     </w:r>
     <w:r>
-      <w:rPr>
-        <w:rFonts w:ascii="Times New Roman" w:cs="Times New Roman" w:eastAsia="Times New Roman" w:hAnsi="Times New Roman"/>
-        <w:b w:val="0"/>
-        <w:bCs w:val="0"/>
-        <w:i w:val="0"/>
-        <w:iCs w:val="0"/>
-        <w:smallCaps w:val="0"/>
-        <w:strike w:val="0"/>
-        <w:color w:val="262626"/>
-        <w:sz w:val="24"/>
-        <w:szCs w:val="24"/>
-        <w:u w:val="none"/>
-        <w:shd w:fill="auto" w:val="clear"/>
-        <w:vertAlign w:val="baseline"/>
-        <w:rtl w:val="0"/>
-      </w:rPr>
       <w:tab/>
     </w:r>
   </w:p>
@@ -489,121 +929,80 @@
 </file>
 
 <file path=word/footer2.xml><?xml version="1.0" encoding="utf-8"?>
-<w:ftr xmlns:mc="http://schemas.openxmlformats.org/markup-compatibility/2006" xmlns:o="urn:schemas-microsoft-com:office:office" xmlns:r="http://schemas.openxmlformats.org/officeDocument/2006/relationships" xmlns:m="http://schemas.openxmlformats.org/officeDocument/2006/math" xmlns:v="urn:schemas-microsoft-com:vml" xmlns:wp="http://schemas.openxmlformats.org/drawingml/2006/wordprocessingDrawing" xmlns:w10="urn:schemas-microsoft-com:office:word" xmlns:w="http://schemas.openxmlformats.org/wordprocessingml/2006/main" xmlns:wne="http://schemas.microsoft.com/office/word/2006/wordml" xmlns:sl="http://schemas.openxmlformats.org/schemaLibrary/2006/main" xmlns:a="http://schemas.openxmlformats.org/drawingml/2006/main" xmlns:pic="http://schemas.openxmlformats.org/drawingml/2006/picture" xmlns:c="http://schemas.openxmlformats.org/drawingml/2006/chart" xmlns:lc="http://schemas.openxmlformats.org/drawingml/2006/lockedCanvas" xmlns:dgm="http://schemas.openxmlformats.org/drawingml/2006/diagram" xmlns:wps="http://schemas.microsoft.com/office/word/2010/wordprocessingShape" xmlns:wpg="http://schemas.microsoft.com/office/word/2010/wordprocessingGroup" xmlns:w14="http://schemas.microsoft.com/office/word/2010/wordml" xmlns:w15="http://schemas.microsoft.com/office/word/2012/wordml" xmlns:w16="http://schemas.microsoft.com/office/word/2018/wordml" xmlns:w16cex="http://schemas.microsoft.com/office/word/2018/wordml/cex" xmlns:w16cid="http://schemas.microsoft.com/office/word/2016/wordml/cid" xmlns="http://schemas.microsoft.com/office/tasks/2019/documenttasks" xmlns:cr="http://schemas.microsoft.com/office/comments/2020/reactions">
+<w:ftr xmlns:wpc="http://schemas.microsoft.com/office/word/2010/wordprocessingCanvas" xmlns:cx="http://schemas.microsoft.com/office/drawing/2014/chartex" xmlns:cx1="http://schemas.microsoft.com/office/drawing/2015/9/8/chartex" xmlns:cx2="http://schemas.microsoft.com/office/drawing/2015/10/21/chartex" xmlns:cx3="http://schemas.microsoft.com/office/drawing/2016/5/9/chartex" xmlns:cx4="http://schemas.microsoft.com/office/drawing/2016/5/10/chartex" xmlns:cx5="http://schemas.microsoft.com/office/drawing/2016/5/11/chartex" xmlns:cx6="http://schemas.microsoft.com/office/drawing/2016/5/12/chartex" xmlns:cx7="http://schemas.microsoft.com/office/drawing/2016/5/13/chartex" xmlns:cx8="http://schemas.microsoft.com/office/drawing/2016/5/14/chartex" xmlns:mc="http://schemas.openxmlformats.org/markup-compatibility/2006" xmlns:aink="http://schemas.microsoft.com/office/drawing/2016/ink" xmlns:am3d="http://schemas.microsoft.com/office/drawing/2017/model3d" xmlns:o="urn:schemas-microsoft-com:office:office" xmlns:oel="http://schemas.microsoft.com/office/2019/extlst" xmlns:r="http://schemas.openxmlformats.org/officeDocument/2006/relationships" xmlns:m="http://schemas.openxmlformats.org/officeDocument/2006/math" xmlns:v="urn:schemas-microsoft-com:vml" xmlns:wp14="http://schemas.microsoft.com/office/word/2010/wordprocessingDrawing" xmlns:wp="http://schemas.openxmlformats.org/drawingml/2006/wordprocessingDrawing" xmlns:w10="urn:schemas-microsoft-com:office:word" xmlns:w="http://schemas.openxmlformats.org/wordprocessingml/2006/main" xmlns:w14="http://schemas.microsoft.com/office/word/2010/wordml" xmlns:w15="http://schemas.microsoft.com/office/word/2012/wordml" xmlns:w16cex="http://schemas.microsoft.com/office/word/2018/wordml/cex" xmlns:w16cid="http://schemas.microsoft.com/office/word/2016/wordml/cid" xmlns:w16="http://schemas.microsoft.com/office/word/2018/wordml" xmlns:w16du="http://schemas.microsoft.com/office/word/2023/wordml/word16du" xmlns:w16sdtdh="http://schemas.microsoft.com/office/word/2020/wordml/sdtdatahash" xmlns:w16sdtfl="http://schemas.microsoft.com/office/word/2024/wordml/sdtformatlock" xmlns:w16se="http://schemas.microsoft.com/office/word/2015/wordml/symex" xmlns:wpg="http://schemas.microsoft.com/office/word/2010/wordprocessingGroup" xmlns:wpi="http://schemas.microsoft.com/office/word/2010/wordprocessingInk" xmlns:wne="http://schemas.microsoft.com/office/word/2006/wordml" xmlns:wps="http://schemas.microsoft.com/office/word/2010/wordprocessingShape" mc:Ignorable="w14 w15 w16se w16cid w16 w16cex w16sdtdh w16sdtfl w16du wp14">
   <w:p>
     <w:pPr>
-      <w:keepNext w:val="0"/>
-      <w:keepLines w:val="0"/>
-      <w:widowControl w:val="1"/>
       <w:pBdr>
-        <w:top w:space="0" w:sz="0" w:val="nil"/>
-        <w:left w:space="0" w:sz="0" w:val="nil"/>
-        <w:bottom w:space="0" w:sz="0" w:val="nil"/>
-        <w:right w:space="0" w:sz="0" w:val="nil"/>
-        <w:between w:space="0" w:sz="0" w:val="nil"/>
+        <w:top w:val="nil"/>
+        <w:left w:val="nil"/>
+        <w:bottom w:val="nil"/>
+        <w:right w:val="nil"/>
+        <w:between w:val="nil"/>
       </w:pBdr>
-      <w:shd w:fill="auto" w:val="clear"/>
       <w:tabs>
-        <w:tab w:val="center" w:leader="none" w:pos="4677"/>
-        <w:tab w:val="right" w:leader="none" w:pos="9355"/>
+        <w:tab w:val="center" w:pos="4677"/>
+        <w:tab w:val="right" w:pos="9355"/>
       </w:tabs>
-      <w:spacing w:after="0" w:before="0" w:line="240" w:lineRule="auto"/>
-      <w:ind w:left="0" w:right="0" w:firstLine="0"/>
-      <w:jc w:val="left"/>
-      <w:rPr>
-        <w:rFonts w:ascii="Times New Roman" w:cs="Times New Roman" w:eastAsia="Times New Roman" w:hAnsi="Times New Roman"/>
-        <w:b w:val="0"/>
-        <w:bCs w:val="0"/>
-        <w:i w:val="0"/>
-        <w:iCs w:val="0"/>
-        <w:smallCaps w:val="0"/>
-        <w:strike w:val="0"/>
-        <w:color w:val="262626"/>
-        <w:sz w:val="24"/>
-        <w:szCs w:val="24"/>
-        <w:u w:val="none"/>
-        <w:shd w:fill="auto" w:val="clear"/>
-        <w:vertAlign w:val="baseline"/>
-      </w:rPr>
+      <w:spacing w:after="0" w:line="240" w:lineRule="auto"/>
     </w:pPr>
     <w:r>
-      <w:rPr>
-        <w:rFonts w:ascii="Times New Roman" w:cs="Times New Roman" w:eastAsia="Times New Roman" w:hAnsi="Times New Roman"/>
-        <w:b w:val="0"/>
-        <w:bCs w:val="0"/>
-        <w:i w:val="0"/>
-        <w:iCs w:val="0"/>
-        <w:smallCaps w:val="0"/>
-        <w:strike w:val="0"/>
-        <w:color w:val="262626"/>
-        <w:sz w:val="24"/>
-        <w:szCs w:val="24"/>
-        <w:u w:val="none"/>
-        <w:shd w:fill="auto" w:val="clear"/>
-        <w:vertAlign w:val="baseline"/>
-        <w:rtl w:val="0"/>
-      </w:rPr>
-      <w:t xml:space="preserve">t</w:t>
+      <w:t>t</w:t>
     </w:r>
   </w:p>
   <w:p>
     <w:pPr>
-      <w:keepNext w:val="0"/>
-      <w:keepLines w:val="0"/>
-      <w:widowControl w:val="1"/>
       <w:pBdr>
-        <w:top w:space="0" w:sz="0" w:val="nil"/>
-        <w:left w:space="0" w:sz="0" w:val="nil"/>
-        <w:bottom w:space="0" w:sz="0" w:val="nil"/>
-        <w:right w:space="0" w:sz="0" w:val="nil"/>
-        <w:between w:space="0" w:sz="0" w:val="nil"/>
+        <w:top w:val="nil"/>
+        <w:left w:val="nil"/>
+        <w:bottom w:val="nil"/>
+        <w:right w:val="nil"/>
+        <w:between w:val="nil"/>
       </w:pBdr>
-      <w:shd w:fill="auto" w:val="clear"/>
       <w:tabs>
-        <w:tab w:val="center" w:leader="none" w:pos="4677"/>
-        <w:tab w:val="right" w:leader="none" w:pos="9355"/>
+        <w:tab w:val="center" w:pos="4677"/>
+        <w:tab w:val="right" w:pos="9355"/>
       </w:tabs>
-      <w:spacing w:after="0" w:before="0" w:line="240" w:lineRule="auto"/>
-      <w:ind w:left="0" w:right="0" w:firstLine="0"/>
-      <w:jc w:val="left"/>
-      <w:rPr>
-        <w:rFonts w:ascii="Times New Roman" w:cs="Times New Roman" w:eastAsia="Times New Roman" w:hAnsi="Times New Roman"/>
-        <w:b w:val="0"/>
-        <w:bCs w:val="0"/>
-        <w:i w:val="0"/>
-        <w:iCs w:val="0"/>
-        <w:smallCaps w:val="0"/>
-        <w:strike w:val="0"/>
-        <w:color w:val="262626"/>
-        <w:sz w:val="24"/>
-        <w:szCs w:val="24"/>
-        <w:u w:val="none"/>
-        <w:shd w:fill="auto" w:val="clear"/>
-        <w:vertAlign w:val="baseline"/>
-      </w:rPr>
+      <w:spacing w:after="0" w:line="240" w:lineRule="auto"/>
     </w:pPr>
-    <w:r>
-      <w:rPr>
-        <w:rtl w:val="0"/>
-      </w:rPr>
-    </w:r>
   </w:p>
 </w:ftr>
 </file>
 
-<file path=word/numbering.xml><?xml version="1.0" encoding="utf-8"?>
-<w:numbering xmlns:mc="http://schemas.openxmlformats.org/markup-compatibility/2006" xmlns:o="urn:schemas-microsoft-com:office:office" xmlns:r="http://schemas.openxmlformats.org/officeDocument/2006/relationships" xmlns:m="http://schemas.openxmlformats.org/officeDocument/2006/math" xmlns:v="urn:schemas-microsoft-com:vml" xmlns:wp="http://schemas.openxmlformats.org/drawingml/2006/wordprocessingDrawing" xmlns:w10="urn:schemas-microsoft-com:office:word" xmlns:w="http://schemas.openxmlformats.org/wordprocessingml/2006/main" xmlns:wne="http://schemas.microsoft.com/office/word/2006/wordml" xmlns:sl="http://schemas.openxmlformats.org/schemaLibrary/2006/main" xmlns:a="http://schemas.openxmlformats.org/drawingml/2006/main" xmlns:pic="http://schemas.openxmlformats.org/drawingml/2006/picture" xmlns:c="http://schemas.openxmlformats.org/drawingml/2006/chart" xmlns:lc="http://schemas.openxmlformats.org/drawingml/2006/lockedCanvas" xmlns:dgm="http://schemas.openxmlformats.org/drawingml/2006/diagram" xmlns:wps="http://schemas.microsoft.com/office/word/2010/wordprocessingShape" xmlns:wpg="http://schemas.microsoft.com/office/word/2010/wordprocessingGroup" xmlns:w14="http://schemas.microsoft.com/office/word/2010/wordml" xmlns:w15="http://schemas.microsoft.com/office/word/2012/wordml" xmlns:w16="http://schemas.microsoft.com/office/word/2018/wordml" xmlns:w16cex="http://schemas.microsoft.com/office/word/2018/wordml/cex" xmlns:w16cid="http://schemas.microsoft.com/office/word/2016/wordml/cid" xmlns="http://schemas.microsoft.com/office/tasks/2019/documenttasks" xmlns:cr="http://schemas.microsoft.com/office/comments/2020/reactions"/>
+<file path=word/footnotes.xml><?xml version="1.0" encoding="utf-8"?>
+<w:footnotes xmlns:wpc="http://schemas.microsoft.com/office/word/2010/wordprocessingCanvas" xmlns:cx="http://schemas.microsoft.com/office/drawing/2014/chartex" xmlns:cx1="http://schemas.microsoft.com/office/drawing/2015/9/8/chartex" xmlns:cx2="http://schemas.microsoft.com/office/drawing/2015/10/21/chartex" xmlns:cx3="http://schemas.microsoft.com/office/drawing/2016/5/9/chartex" xmlns:cx4="http://schemas.microsoft.com/office/drawing/2016/5/10/chartex" xmlns:cx5="http://schemas.microsoft.com/office/drawing/2016/5/11/chartex" xmlns:cx6="http://schemas.microsoft.com/office/drawing/2016/5/12/chartex" xmlns:cx7="http://schemas.microsoft.com/office/drawing/2016/5/13/chartex" xmlns:cx8="http://schemas.microsoft.com/office/drawing/2016/5/14/chartex" xmlns:mc="http://schemas.openxmlformats.org/markup-compatibility/2006" xmlns:aink="http://schemas.microsoft.com/office/drawing/2016/ink" xmlns:am3d="http://schemas.microsoft.com/office/drawing/2017/model3d" xmlns:o="urn:schemas-microsoft-com:office:office" xmlns:oel="http://schemas.microsoft.com/office/2019/extlst" xmlns:r="http://schemas.openxmlformats.org/officeDocument/2006/relationships" xmlns:m="http://schemas.openxmlformats.org/officeDocument/2006/math" xmlns:v="urn:schemas-microsoft-com:vml" xmlns:wp14="http://schemas.microsoft.com/office/word/2010/wordprocessingDrawing" xmlns:wp="http://schemas.openxmlformats.org/drawingml/2006/wordprocessingDrawing" xmlns:w10="urn:schemas-microsoft-com:office:word" xmlns:w="http://schemas.openxmlformats.org/wordprocessingml/2006/main" xmlns:w14="http://schemas.microsoft.com/office/word/2010/wordml" xmlns:w15="http://schemas.microsoft.com/office/word/2012/wordml" xmlns:w16cex="http://schemas.microsoft.com/office/word/2018/wordml/cex" xmlns:w16cid="http://schemas.microsoft.com/office/word/2016/wordml/cid" xmlns:w16="http://schemas.microsoft.com/office/word/2018/wordml" xmlns:w16du="http://schemas.microsoft.com/office/word/2023/wordml/word16du" xmlns:w16sdtdh="http://schemas.microsoft.com/office/word/2020/wordml/sdtdatahash" xmlns:w16sdtfl="http://schemas.microsoft.com/office/word/2024/wordml/sdtformatlock" xmlns:w16se="http://schemas.microsoft.com/office/word/2015/wordml/symex" xmlns:wpg="http://schemas.microsoft.com/office/word/2010/wordprocessingGroup" xmlns:wpi="http://schemas.microsoft.com/office/word/2010/wordprocessingInk" xmlns:wne="http://schemas.microsoft.com/office/word/2006/wordml" xmlns:wps="http://schemas.microsoft.com/office/word/2010/wordprocessingShape" mc:Ignorable="w14 w15 w16se w16cid w16 w16cex w16sdtdh w16sdtfl w16du wp14">
+  <w:footnote w:type="separator" w:id="-1">
+    <w:p>
+      <w:pPr>
+        <w:spacing w:after="0" w:line="240" w:lineRule="auto"/>
+      </w:pPr>
+      <w:r>
+        <w:separator/>
+      </w:r>
+    </w:p>
+  </w:footnote>
+  <w:footnote w:type="continuationSeparator" w:id="0">
+    <w:p>
+      <w:pPr>
+        <w:spacing w:after="0" w:line="240" w:lineRule="auto"/>
+      </w:pPr>
+      <w:r>
+        <w:continuationSeparator/>
+      </w:r>
+    </w:p>
+  </w:footnote>
+</w:footnotes>
 </file>
 
 <file path=word/styles.xml><?xml version="1.0" encoding="utf-8"?>
-<w:styles xmlns:mc="http://schemas.openxmlformats.org/markup-compatibility/2006" xmlns:o="urn:schemas-microsoft-com:office:office" xmlns:r="http://schemas.openxmlformats.org/officeDocument/2006/relationships" xmlns:m="http://schemas.openxmlformats.org/officeDocument/2006/math" xmlns:v="urn:schemas-microsoft-com:vml" xmlns:wp="http://schemas.openxmlformats.org/drawingml/2006/wordprocessingDrawing" xmlns:w10="urn:schemas-microsoft-com:office:word" xmlns:w="http://schemas.openxmlformats.org/wordprocessingml/2006/main" xmlns:wne="http://schemas.microsoft.com/office/word/2006/wordml" xmlns:sl="http://schemas.openxmlformats.org/schemaLibrary/2006/main" xmlns:a="http://schemas.openxmlformats.org/drawingml/2006/main" xmlns:pic="http://schemas.openxmlformats.org/drawingml/2006/picture" xmlns:c="http://schemas.openxmlformats.org/drawingml/2006/chart" xmlns:lc="http://schemas.openxmlformats.org/drawingml/2006/lockedCanvas" xmlns:dgm="http://schemas.openxmlformats.org/drawingml/2006/diagram" xmlns:wps="http://schemas.microsoft.com/office/word/2010/wordprocessingShape" xmlns:wpg="http://schemas.microsoft.com/office/word/2010/wordprocessingGroup" xmlns:w14="http://schemas.microsoft.com/office/word/2010/wordml" xmlns:w15="http://schemas.microsoft.com/office/word/2012/wordml" xmlns:w16="http://schemas.microsoft.com/office/word/2018/wordml" xmlns:w16cex="http://schemas.microsoft.com/office/word/2018/wordml/cex" xmlns:w16cid="http://schemas.microsoft.com/office/word/2016/wordml/cid" xmlns="http://schemas.microsoft.com/office/tasks/2019/documenttasks" xmlns:cr="http://schemas.microsoft.com/office/comments/2020/reactions">
+<w:styles xmlns:mc="http://schemas.openxmlformats.org/markup-compatibility/2006" xmlns:r="http://schemas.openxmlformats.org/officeDocument/2006/relationships" xmlns:w="http://schemas.openxmlformats.org/wordprocessingml/2006/main" xmlns:w14="http://schemas.microsoft.com/office/word/2010/wordml" xmlns:w15="http://schemas.microsoft.com/office/word/2012/wordml" xmlns:w16cex="http://schemas.microsoft.com/office/word/2018/wordml/cex" xmlns:w16cid="http://schemas.microsoft.com/office/word/2016/wordml/cid" xmlns:w16="http://schemas.microsoft.com/office/word/2018/wordml" xmlns:w16du="http://schemas.microsoft.com/office/word/2023/wordml/word16du" xmlns:w16sdtdh="http://schemas.microsoft.com/office/word/2020/wordml/sdtdatahash" xmlns:w16sdtfl="http://schemas.microsoft.com/office/word/2024/wordml/sdtformatlock" xmlns:w16se="http://schemas.microsoft.com/office/word/2015/wordml/symex" mc:Ignorable="w14 w15 w16se w16cid w16 w16cex w16sdtdh w16sdtfl w16du">
   <w:docDefaults>
     <w:rPrDefault>
       <w:rPr>
+        <w:rFonts w:ascii="Times New Roman" w:eastAsia="Times New Roman" w:hAnsi="Times New Roman" w:cs="Times New Roman"/>
         <w:color w:val="262626"/>
         <w:sz w:val="24"/>
         <w:szCs w:val="24"/>
-        <w:lang w:val="ru"/>
+        <w:lang w:val="ru" w:eastAsia="ru-RU" w:bidi="ar-SA"/>
       </w:rPr>
     </w:rPrDefault>
     <w:pPrDefault>
@@ -612,45 +1011,420 @@
       </w:pPr>
     </w:pPrDefault>
   </w:docDefaults>
-  <w:style w:type="table" w:styleId="TableNormal" w:default="1">
-    <w:name w:val="TableNormal"/>
-    <w:tblPr>
-      <w:tblCellMar>
-        <w:top w:w="100.0" w:type="dxa"/>
-        <w:left w:w="100.0" w:type="dxa"/>
-        <w:bottom w:w="100.0" w:type="dxa"/>
-        <w:right w:w="100.0" w:type="dxa"/>
-      </w:tblCellMar>
-    </w:tblPr>
+  <w:latentStyles w:defLockedState="0" w:defUIPriority="99" w:defSemiHidden="0" w:defUnhideWhenUsed="0" w:defQFormat="0" w:count="376">
+    <w:lsdException w:name="Normal" w:uiPriority="0" w:qFormat="1"/>
+    <w:lsdException w:name="heading 1" w:uiPriority="9" w:qFormat="1"/>
+    <w:lsdException w:name="heading 2" w:semiHidden="1" w:uiPriority="9" w:unhideWhenUsed="1" w:qFormat="1"/>
+    <w:lsdException w:name="heading 3" w:semiHidden="1" w:uiPriority="9" w:unhideWhenUsed="1" w:qFormat="1"/>
+    <w:lsdException w:name="heading 4" w:semiHidden="1" w:uiPriority="9" w:unhideWhenUsed="1" w:qFormat="1"/>
+    <w:lsdException w:name="heading 5" w:semiHidden="1" w:uiPriority="9" w:unhideWhenUsed="1" w:qFormat="1"/>
+    <w:lsdException w:name="heading 6" w:semiHidden="1" w:uiPriority="9" w:unhideWhenUsed="1" w:qFormat="1"/>
+    <w:lsdException w:name="heading 7" w:semiHidden="1" w:uiPriority="9" w:unhideWhenUsed="1" w:qFormat="1"/>
+    <w:lsdException w:name="heading 8" w:semiHidden="1" w:uiPriority="9" w:unhideWhenUsed="1" w:qFormat="1"/>
+    <w:lsdException w:name="heading 9" w:semiHidden="1" w:uiPriority="9" w:unhideWhenUsed="1" w:qFormat="1"/>
+    <w:lsdException w:name="index 1" w:semiHidden="1" w:unhideWhenUsed="1"/>
+    <w:lsdException w:name="index 2" w:semiHidden="1" w:unhideWhenUsed="1"/>
+    <w:lsdException w:name="index 3" w:semiHidden="1" w:unhideWhenUsed="1"/>
+    <w:lsdException w:name="index 4" w:semiHidden="1" w:unhideWhenUsed="1"/>
+    <w:lsdException w:name="index 5" w:semiHidden="1" w:unhideWhenUsed="1"/>
+    <w:lsdException w:name="index 6" w:semiHidden="1" w:unhideWhenUsed="1"/>
+    <w:lsdException w:name="index 7" w:semiHidden="1" w:unhideWhenUsed="1"/>
+    <w:lsdException w:name="index 8" w:semiHidden="1" w:unhideWhenUsed="1"/>
+    <w:lsdException w:name="index 9" w:semiHidden="1" w:unhideWhenUsed="1"/>
+    <w:lsdException w:name="toc 1" w:semiHidden="1" w:uiPriority="39" w:unhideWhenUsed="1"/>
+    <w:lsdException w:name="toc 2" w:semiHidden="1" w:uiPriority="39" w:unhideWhenUsed="1"/>
+    <w:lsdException w:name="toc 3" w:semiHidden="1" w:uiPriority="39" w:unhideWhenUsed="1"/>
+    <w:lsdException w:name="toc 4" w:semiHidden="1" w:uiPriority="39" w:unhideWhenUsed="1"/>
+    <w:lsdException w:name="toc 5" w:semiHidden="1" w:uiPriority="39" w:unhideWhenUsed="1"/>
+    <w:lsdException w:name="toc 6" w:semiHidden="1" w:uiPriority="39" w:unhideWhenUsed="1"/>
+    <w:lsdException w:name="toc 7" w:semiHidden="1" w:uiPriority="39" w:unhideWhenUsed="1"/>
+    <w:lsdException w:name="toc 8" w:semiHidden="1" w:uiPriority="39" w:unhideWhenUsed="1"/>
+    <w:lsdException w:name="toc 9" w:semiHidden="1" w:uiPriority="39" w:unhideWhenUsed="1"/>
+    <w:lsdException w:name="Normal Indent" w:semiHidden="1" w:unhideWhenUsed="1"/>
+    <w:lsdException w:name="footnote text" w:semiHidden="1" w:unhideWhenUsed="1"/>
+    <w:lsdException w:name="annotation text" w:semiHidden="1" w:unhideWhenUsed="1"/>
+    <w:lsdException w:name="header" w:semiHidden="1" w:unhideWhenUsed="1"/>
+    <w:lsdException w:name="footer" w:semiHidden="1" w:unhideWhenUsed="1"/>
+    <w:lsdException w:name="index heading" w:semiHidden="1" w:unhideWhenUsed="1"/>
+    <w:lsdException w:name="caption" w:semiHidden="1" w:uiPriority="35" w:unhideWhenUsed="1" w:qFormat="1"/>
+    <w:lsdException w:name="table of figures" w:semiHidden="1" w:unhideWhenUsed="1"/>
+    <w:lsdException w:name="envelope address" w:semiHidden="1" w:unhideWhenUsed="1"/>
+    <w:lsdException w:name="envelope return" w:semiHidden="1" w:unhideWhenUsed="1"/>
+    <w:lsdException w:name="footnote reference" w:semiHidden="1" w:unhideWhenUsed="1"/>
+    <w:lsdException w:name="annotation reference" w:semiHidden="1" w:unhideWhenUsed="1"/>
+    <w:lsdException w:name="line number" w:semiHidden="1" w:unhideWhenUsed="1"/>
+    <w:lsdException w:name="page number" w:semiHidden="1" w:unhideWhenUsed="1"/>
+    <w:lsdException w:name="endnote reference" w:semiHidden="1" w:unhideWhenUsed="1"/>
+    <w:lsdException w:name="endnote text" w:semiHidden="1" w:unhideWhenUsed="1"/>
+    <w:lsdException w:name="table of authorities" w:semiHidden="1" w:unhideWhenUsed="1"/>
+    <w:lsdException w:name="macro" w:semiHidden="1" w:unhideWhenUsed="1"/>
+    <w:lsdException w:name="toa heading" w:semiHidden="1" w:unhideWhenUsed="1"/>
+    <w:lsdException w:name="List" w:semiHidden="1" w:unhideWhenUsed="1"/>
+    <w:lsdException w:name="List Bullet" w:semiHidden="1" w:unhideWhenUsed="1"/>
+    <w:lsdException w:name="List Number" w:semiHidden="1" w:unhideWhenUsed="1"/>
+    <w:lsdException w:name="List 2" w:semiHidden="1" w:unhideWhenUsed="1"/>
+    <w:lsdException w:name="List 3" w:semiHidden="1" w:unhideWhenUsed="1"/>
+    <w:lsdException w:name="List 4" w:semiHidden="1" w:unhideWhenUsed="1"/>
+    <w:lsdException w:name="List 5" w:semiHidden="1" w:unhideWhenUsed="1"/>
+    <w:lsdException w:name="List Bullet 2" w:semiHidden="1" w:unhideWhenUsed="1"/>
+    <w:lsdException w:name="List Bullet 3" w:semiHidden="1" w:unhideWhenUsed="1"/>
+    <w:lsdException w:name="List Bullet 4" w:semiHidden="1" w:unhideWhenUsed="1"/>
+    <w:lsdException w:name="List Bullet 5" w:semiHidden="1" w:unhideWhenUsed="1"/>
+    <w:lsdException w:name="List Number 2" w:semiHidden="1" w:unhideWhenUsed="1"/>
+    <w:lsdException w:name="List Number 3" w:semiHidden="1" w:unhideWhenUsed="1"/>
+    <w:lsdException w:name="List Number 4" w:semiHidden="1" w:unhideWhenUsed="1"/>
+    <w:lsdException w:name="List Number 5" w:semiHidden="1" w:unhideWhenUsed="1"/>
+    <w:lsdException w:name="Title" w:uiPriority="10" w:qFormat="1"/>
+    <w:lsdException w:name="Closing" w:semiHidden="1" w:unhideWhenUsed="1"/>
+    <w:lsdException w:name="Signature" w:semiHidden="1" w:unhideWhenUsed="1"/>
+    <w:lsdException w:name="Default Paragraph Font" w:semiHidden="1" w:uiPriority="1" w:unhideWhenUsed="1"/>
+    <w:lsdException w:name="Body Text" w:semiHidden="1" w:unhideWhenUsed="1"/>
+    <w:lsdException w:name="Body Text Indent" w:semiHidden="1" w:unhideWhenUsed="1"/>
+    <w:lsdException w:name="List Continue" w:semiHidden="1" w:unhideWhenUsed="1"/>
+    <w:lsdException w:name="List Continue 2" w:semiHidden="1" w:unhideWhenUsed="1"/>
+    <w:lsdException w:name="List Continue 3" w:semiHidden="1" w:unhideWhenUsed="1"/>
+    <w:lsdException w:name="List Continue 4" w:semiHidden="1" w:unhideWhenUsed="1"/>
+    <w:lsdException w:name="List Continue 5" w:semiHidden="1" w:unhideWhenUsed="1"/>
+    <w:lsdException w:name="Message Header" w:semiHidden="1" w:unhideWhenUsed="1"/>
+    <w:lsdException w:name="Subtitle" w:uiPriority="11" w:qFormat="1"/>
+    <w:lsdException w:name="Salutation" w:semiHidden="1" w:unhideWhenUsed="1"/>
+    <w:lsdException w:name="Date" w:semiHidden="1" w:unhideWhenUsed="1"/>
+    <w:lsdException w:name="Body Text First Indent" w:semiHidden="1" w:unhideWhenUsed="1"/>
+    <w:lsdException w:name="Body Text First Indent 2" w:semiHidden="1" w:unhideWhenUsed="1"/>
+    <w:lsdException w:name="Note Heading" w:semiHidden="1" w:unhideWhenUsed="1"/>
+    <w:lsdException w:name="Body Text 2" w:semiHidden="1" w:unhideWhenUsed="1"/>
+    <w:lsdException w:name="Body Text 3" w:semiHidden="1" w:unhideWhenUsed="1"/>
+    <w:lsdException w:name="Body Text Indent 2" w:semiHidden="1" w:unhideWhenUsed="1"/>
+    <w:lsdException w:name="Body Text Indent 3" w:semiHidden="1" w:unhideWhenUsed="1"/>
+    <w:lsdException w:name="Block Text" w:semiHidden="1" w:unhideWhenUsed="1"/>
+    <w:lsdException w:name="Hyperlink" w:semiHidden="1" w:unhideWhenUsed="1"/>
+    <w:lsdException w:name="FollowedHyperlink" w:semiHidden="1" w:unhideWhenUsed="1"/>
+    <w:lsdException w:name="Strong" w:uiPriority="22" w:qFormat="1"/>
+    <w:lsdException w:name="Emphasis" w:uiPriority="20" w:qFormat="1"/>
+    <w:lsdException w:name="Document Map" w:semiHidden="1" w:unhideWhenUsed="1"/>
+    <w:lsdException w:name="Plain Text" w:semiHidden="1" w:unhideWhenUsed="1"/>
+    <w:lsdException w:name="E-mail Signature" w:semiHidden="1" w:unhideWhenUsed="1"/>
+    <w:lsdException w:name="HTML Top of Form" w:semiHidden="1" w:unhideWhenUsed="1"/>
+    <w:lsdException w:name="HTML Bottom of Form" w:semiHidden="1" w:unhideWhenUsed="1"/>
+    <w:lsdException w:name="Normal (Web)" w:semiHidden="1" w:unhideWhenUsed="1"/>
+    <w:lsdException w:name="HTML Acronym" w:semiHidden="1" w:unhideWhenUsed="1"/>
+    <w:lsdException w:name="HTML Address" w:semiHidden="1" w:unhideWhenUsed="1"/>
+    <w:lsdException w:name="HTML Cite" w:semiHidden="1" w:unhideWhenUsed="1"/>
+    <w:lsdException w:name="HTML Code" w:semiHidden="1" w:unhideWhenUsed="1"/>
+    <w:lsdException w:name="HTML Definition" w:semiHidden="1" w:unhideWhenUsed="1"/>
+    <w:lsdException w:name="HTML Keyboard" w:semiHidden="1" w:unhideWhenUsed="1"/>
+    <w:lsdException w:name="HTML Preformatted" w:semiHidden="1" w:unhideWhenUsed="1"/>
+    <w:lsdException w:name="HTML Sample" w:semiHidden="1" w:unhideWhenUsed="1"/>
+    <w:lsdException w:name="HTML Typewriter" w:semiHidden="1" w:unhideWhenUsed="1"/>
+    <w:lsdException w:name="HTML Variable" w:semiHidden="1" w:unhideWhenUsed="1"/>
+    <w:lsdException w:name="Normal Table" w:semiHidden="1" w:unhideWhenUsed="1"/>
+    <w:lsdException w:name="annotation subject" w:semiHidden="1" w:unhideWhenUsed="1"/>
+    <w:lsdException w:name="No List" w:semiHidden="1" w:unhideWhenUsed="1"/>
+    <w:lsdException w:name="Outline List 1" w:semiHidden="1" w:unhideWhenUsed="1"/>
+    <w:lsdException w:name="Outline List 2" w:semiHidden="1" w:unhideWhenUsed="1"/>
+    <w:lsdException w:name="Outline List 3" w:semiHidden="1" w:unhideWhenUsed="1"/>
+    <w:lsdException w:name="Table Simple 1" w:semiHidden="1" w:unhideWhenUsed="1"/>
+    <w:lsdException w:name="Table Simple 2" w:semiHidden="1" w:unhideWhenUsed="1"/>
+    <w:lsdException w:name="Table Simple 3" w:semiHidden="1" w:unhideWhenUsed="1"/>
+    <w:lsdException w:name="Table Classic 1" w:semiHidden="1" w:unhideWhenUsed="1"/>
+    <w:lsdException w:name="Table Classic 2" w:semiHidden="1" w:unhideWhenUsed="1"/>
+    <w:lsdException w:name="Table Classic 3" w:semiHidden="1" w:unhideWhenUsed="1"/>
+    <w:lsdException w:name="Table Classic 4" w:semiHidden="1" w:unhideWhenUsed="1"/>
+    <w:lsdException w:name="Table Colorful 1" w:semiHidden="1" w:unhideWhenUsed="1"/>
+    <w:lsdException w:name="Table Colorful 2" w:semiHidden="1" w:unhideWhenUsed="1"/>
+    <w:lsdException w:name="Table Colorful 3" w:semiHidden="1" w:unhideWhenUsed="1"/>
+    <w:lsdException w:name="Table Columns 1" w:semiHidden="1" w:unhideWhenUsed="1"/>
+    <w:lsdException w:name="Table Columns 2" w:semiHidden="1" w:unhideWhenUsed="1"/>
+    <w:lsdException w:name="Table Columns 3" w:semiHidden="1" w:unhideWhenUsed="1"/>
+    <w:lsdException w:name="Table Columns 4" w:semiHidden="1" w:unhideWhenUsed="1"/>
+    <w:lsdException w:name="Table Columns 5" w:semiHidden="1" w:unhideWhenUsed="1"/>
+    <w:lsdException w:name="Table Grid 1" w:semiHidden="1" w:unhideWhenUsed="1"/>
+    <w:lsdException w:name="Table Grid 2" w:semiHidden="1" w:unhideWhenUsed="1"/>
+    <w:lsdException w:name="Table Grid 3" w:semiHidden="1" w:unhideWhenUsed="1"/>
+    <w:lsdException w:name="Table Grid 4" w:semiHidden="1" w:unhideWhenUsed="1"/>
+    <w:lsdException w:name="Table Grid 5" w:semiHidden="1" w:unhideWhenUsed="1"/>
+    <w:lsdException w:name="Table Grid 6" w:semiHidden="1" w:unhideWhenUsed="1"/>
+    <w:lsdException w:name="Table Grid 7" w:semiHidden="1" w:unhideWhenUsed="1"/>
+    <w:lsdException w:name="Table Grid 8" w:semiHidden="1" w:unhideWhenUsed="1"/>
+    <w:lsdException w:name="Table List 1" w:semiHidden="1" w:unhideWhenUsed="1"/>
+    <w:lsdException w:name="Table List 2" w:semiHidden="1" w:unhideWhenUsed="1"/>
+    <w:lsdException w:name="Table List 3" w:semiHidden="1" w:unhideWhenUsed="1"/>
+    <w:lsdException w:name="Table List 4" w:semiHidden="1" w:unhideWhenUsed="1"/>
+    <w:lsdException w:name="Table List 5" w:semiHidden="1" w:unhideWhenUsed="1"/>
+    <w:lsdException w:name="Table List 6" w:semiHidden="1" w:unhideWhenUsed="1"/>
+    <w:lsdException w:name="Table List 7" w:semiHidden="1" w:unhideWhenUsed="1"/>
+    <w:lsdException w:name="Table List 8" w:semiHidden="1" w:unhideWhenUsed="1"/>
+    <w:lsdException w:name="Table 3D effects 1" w:semiHidden="1" w:unhideWhenUsed="1"/>
+    <w:lsdException w:name="Table 3D effects 2" w:semiHidden="1" w:unhideWhenUsed="1"/>
+    <w:lsdException w:name="Table 3D effects 3" w:semiHidden="1" w:unhideWhenUsed="1"/>
+    <w:lsdException w:name="Table Contemporary" w:semiHidden="1" w:unhideWhenUsed="1"/>
+    <w:lsdException w:name="Table Elegant" w:semiHidden="1" w:unhideWhenUsed="1"/>
+    <w:lsdException w:name="Table Professional" w:semiHidden="1" w:unhideWhenUsed="1"/>
+    <w:lsdException w:name="Table Subtle 1" w:semiHidden="1" w:unhideWhenUsed="1"/>
+    <w:lsdException w:name="Table Subtle 2" w:semiHidden="1" w:unhideWhenUsed="1"/>
+    <w:lsdException w:name="Table Web 1" w:semiHidden="1" w:unhideWhenUsed="1"/>
+    <w:lsdException w:name="Table Web 2" w:semiHidden="1" w:unhideWhenUsed="1"/>
+    <w:lsdException w:name="Table Web 3" w:semiHidden="1" w:unhideWhenUsed="1"/>
+    <w:lsdException w:name="Balloon Text" w:semiHidden="1" w:unhideWhenUsed="1"/>
+    <w:lsdException w:name="Table Grid" w:uiPriority="39"/>
+    <w:lsdException w:name="Table Theme" w:semiHidden="1" w:unhideWhenUsed="1"/>
+    <w:lsdException w:name="Placeholder Text" w:semiHidden="1"/>
+    <w:lsdException w:name="No Spacing" w:uiPriority="1" w:qFormat="1"/>
+    <w:lsdException w:name="Light Shading" w:uiPriority="60"/>
+    <w:lsdException w:name="Light List" w:uiPriority="61"/>
+    <w:lsdException w:name="Light Grid" w:uiPriority="62"/>
+    <w:lsdException w:name="Medium Shading 1" w:uiPriority="63"/>
+    <w:lsdException w:name="Medium Shading 2" w:uiPriority="64"/>
+    <w:lsdException w:name="Medium List 1" w:uiPriority="65"/>
+    <w:lsdException w:name="Medium List 2" w:uiPriority="66"/>
+    <w:lsdException w:name="Medium Grid 1" w:uiPriority="67"/>
+    <w:lsdException w:name="Medium Grid 2" w:uiPriority="68"/>
+    <w:lsdException w:name="Medium Grid 3" w:uiPriority="69"/>
+    <w:lsdException w:name="Dark List" w:uiPriority="70"/>
+    <w:lsdException w:name="Colorful Shading" w:uiPriority="71"/>
+    <w:lsdException w:name="Colorful List" w:uiPriority="72"/>
+    <w:lsdException w:name="Colorful Grid" w:uiPriority="73"/>
+    <w:lsdException w:name="Light Shading Accent 1" w:uiPriority="60"/>
+    <w:lsdException w:name="Light List Accent 1" w:uiPriority="61"/>
+    <w:lsdException w:name="Light Grid Accent 1" w:uiPriority="62"/>
+    <w:lsdException w:name="Medium Shading 1 Accent 1" w:uiPriority="63"/>
+    <w:lsdException w:name="Medium Shading 2 Accent 1" w:uiPriority="64"/>
+    <w:lsdException w:name="Medium List 1 Accent 1" w:uiPriority="65"/>
+    <w:lsdException w:name="Revision" w:semiHidden="1"/>
+    <w:lsdException w:name="List Paragraph" w:uiPriority="34" w:qFormat="1"/>
+    <w:lsdException w:name="Quote" w:uiPriority="29" w:qFormat="1"/>
+    <w:lsdException w:name="Intense Quote" w:uiPriority="30" w:qFormat="1"/>
+    <w:lsdException w:name="Medium List 2 Accent 1" w:uiPriority="66"/>
+    <w:lsdException w:name="Medium Grid 1 Accent 1" w:uiPriority="67"/>
+    <w:lsdException w:name="Medium Grid 2 Accent 1" w:uiPriority="68"/>
+    <w:lsdException w:name="Medium Grid 3 Accent 1" w:uiPriority="69"/>
+    <w:lsdException w:name="Dark List Accent 1" w:uiPriority="70"/>
+    <w:lsdException w:name="Colorful Shading Accent 1" w:uiPriority="71"/>
+    <w:lsdException w:name="Colorful List Accent 1" w:uiPriority="72"/>
+    <w:lsdException w:name="Colorful Grid Accent 1" w:uiPriority="73"/>
+    <w:lsdException w:name="Light Shading Accent 2" w:uiPriority="60"/>
+    <w:lsdException w:name="Light List Accent 2" w:uiPriority="61"/>
+    <w:lsdException w:name="Light Grid Accent 2" w:uiPriority="62"/>
+    <w:lsdException w:name="Medium Shading 1 Accent 2" w:uiPriority="63"/>
+    <w:lsdException w:name="Medium Shading 2 Accent 2" w:uiPriority="64"/>
+    <w:lsdException w:name="Medium List 1 Accent 2" w:uiPriority="65"/>
+    <w:lsdException w:name="Medium List 2 Accent 2" w:uiPriority="66"/>
+    <w:lsdException w:name="Medium Grid 1 Accent 2" w:uiPriority="67"/>
+    <w:lsdException w:name="Medium Grid 2 Accent 2" w:uiPriority="68"/>
+    <w:lsdException w:name="Medium Grid 3 Accent 2" w:uiPriority="69"/>
+    <w:lsdException w:name="Dark List Accent 2" w:uiPriority="70"/>
+    <w:lsdException w:name="Colorful Shading Accent 2" w:uiPriority="71"/>
+    <w:lsdException w:name="Colorful List Accent 2" w:uiPriority="72"/>
+    <w:lsdException w:name="Colorful Grid Accent 2" w:uiPriority="73"/>
+    <w:lsdException w:name="Light Shading Accent 3" w:uiPriority="60"/>
+    <w:lsdException w:name="Light List Accent 3" w:uiPriority="61"/>
+    <w:lsdException w:name="Light Grid Accent 3" w:uiPriority="62"/>
+    <w:lsdException w:name="Medium Shading 1 Accent 3" w:uiPriority="63"/>
+    <w:lsdException w:name="Medium Shading 2 Accent 3" w:uiPriority="64"/>
+    <w:lsdException w:name="Medium List 1 Accent 3" w:uiPriority="65"/>
+    <w:lsdException w:name="Medium List 2 Accent 3" w:uiPriority="66"/>
+    <w:lsdException w:name="Medium Grid 1 Accent 3" w:uiPriority="67"/>
+    <w:lsdException w:name="Medium Grid 2 Accent 3" w:uiPriority="68"/>
+    <w:lsdException w:name="Medium Grid 3 Accent 3" w:uiPriority="69"/>
+    <w:lsdException w:name="Dark List Accent 3" w:uiPriority="70"/>
+    <w:lsdException w:name="Colorful Shading Accent 3" w:uiPriority="71"/>
+    <w:lsdException w:name="Colorful List Accent 3" w:uiPriority="72"/>
+    <w:lsdException w:name="Colorful Grid Accent 3" w:uiPriority="73"/>
+    <w:lsdException w:name="Light Shading Accent 4" w:uiPriority="60"/>
+    <w:lsdException w:name="Light List Accent 4" w:uiPriority="61"/>
+    <w:lsdException w:name="Light Grid Accent 4" w:uiPriority="62"/>
+    <w:lsdException w:name="Medium Shading 1 Accent 4" w:uiPriority="63"/>
+    <w:lsdException w:name="Medium Shading 2 Accent 4" w:uiPriority="64"/>
+    <w:lsdException w:name="Medium List 1 Accent 4" w:uiPriority="65"/>
+    <w:lsdException w:name="Medium List 2 Accent 4" w:uiPriority="66"/>
+    <w:lsdException w:name="Medium Grid 1 Accent 4" w:uiPriority="67"/>
+    <w:lsdException w:name="Medium Grid 2 Accent 4" w:uiPriority="68"/>
+    <w:lsdException w:name="Medium Grid 3 Accent 4" w:uiPriority="69"/>
+    <w:lsdException w:name="Dark List Accent 4" w:uiPriority="70"/>
+    <w:lsdException w:name="Colorful Shading Accent 4" w:uiPriority="71"/>
+    <w:lsdException w:name="Colorful List Accent 4" w:uiPriority="72"/>
+    <w:lsdException w:name="Colorful Grid Accent 4" w:uiPriority="73"/>
+    <w:lsdException w:name="Light Shading Accent 5" w:uiPriority="60"/>
+    <w:lsdException w:name="Light List Accent 5" w:uiPriority="61"/>
+    <w:lsdException w:name="Light Grid Accent 5" w:uiPriority="62"/>
+    <w:lsdException w:name="Medium Shading 1 Accent 5" w:uiPriority="63"/>
+    <w:lsdException w:name="Medium Shading 2 Accent 5" w:uiPriority="64"/>
+    <w:lsdException w:name="Medium List 1 Accent 5" w:uiPriority="65"/>
+    <w:lsdException w:name="Medium List 2 Accent 5" w:uiPriority="66"/>
+    <w:lsdException w:name="Medium Grid 1 Accent 5" w:uiPriority="67"/>
+    <w:lsdException w:name="Medium Grid 2 Accent 5" w:uiPriority="68"/>
+    <w:lsdException w:name="Medium Grid 3 Accent 5" w:uiPriority="69"/>
+    <w:lsdException w:name="Dark List Accent 5" w:uiPriority="70"/>
+    <w:lsdException w:name="Colorful Shading Accent 5" w:uiPriority="71"/>
+    <w:lsdException w:name="Colorful List Accent 5" w:uiPriority="72"/>
+    <w:lsdException w:name="Colorful Grid Accent 5" w:uiPriority="73"/>
+    <w:lsdException w:name="Light Shading Accent 6" w:uiPriority="60"/>
+    <w:lsdException w:name="Light List Accent 6" w:uiPriority="61"/>
+    <w:lsdException w:name="Light Grid Accent 6" w:uiPriority="62"/>
+    <w:lsdException w:name="Medium Shading 1 Accent 6" w:uiPriority="63"/>
+    <w:lsdException w:name="Medium Shading 2 Accent 6" w:uiPriority="64"/>
+    <w:lsdException w:name="Medium List 1 Accent 6" w:uiPriority="65"/>
+    <w:lsdException w:name="Medium List 2 Accent 6" w:uiPriority="66"/>
+    <w:lsdException w:name="Medium Grid 1 Accent 6" w:uiPriority="67"/>
+    <w:lsdException w:name="Medium Grid 2 Accent 6" w:uiPriority="68"/>
+    <w:lsdException w:name="Medium Grid 3 Accent 6" w:uiPriority="69"/>
+    <w:lsdException w:name="Dark List Accent 6" w:uiPriority="70"/>
+    <w:lsdException w:name="Colorful Shading Accent 6" w:uiPriority="71"/>
+    <w:lsdException w:name="Colorful List Accent 6" w:uiPriority="72"/>
+    <w:lsdException w:name="Colorful Grid Accent 6" w:uiPriority="73"/>
+    <w:lsdException w:name="Subtle Emphasis" w:uiPriority="19" w:qFormat="1"/>
+    <w:lsdException w:name="Intense Emphasis" w:uiPriority="21" w:qFormat="1"/>
+    <w:lsdException w:name="Subtle Reference" w:uiPriority="31" w:qFormat="1"/>
+    <w:lsdException w:name="Intense Reference" w:uiPriority="32" w:qFormat="1"/>
+    <w:lsdException w:name="Book Title" w:uiPriority="33" w:qFormat="1"/>
+    <w:lsdException w:name="Bibliography" w:semiHidden="1" w:uiPriority="37" w:unhideWhenUsed="1"/>
+    <w:lsdException w:name="TOC Heading" w:semiHidden="1" w:uiPriority="39" w:unhideWhenUsed="1" w:qFormat="1"/>
+    <w:lsdException w:name="Plain Table 1" w:uiPriority="41"/>
+    <w:lsdException w:name="Plain Table 2" w:uiPriority="42"/>
+    <w:lsdException w:name="Plain Table 3" w:uiPriority="43"/>
+    <w:lsdException w:name="Plain Table 4" w:uiPriority="44"/>
+    <w:lsdException w:name="Plain Table 5" w:uiPriority="45"/>
+    <w:lsdException w:name="Grid Table Light" w:uiPriority="40"/>
+    <w:lsdException w:name="Grid Table 1 Light" w:uiPriority="46"/>
+    <w:lsdException w:name="Grid Table 2" w:uiPriority="47"/>
+    <w:lsdException w:name="Grid Table 3" w:uiPriority="48"/>
+    <w:lsdException w:name="Grid Table 4" w:uiPriority="49"/>
+    <w:lsdException w:name="Grid Table 5 Dark" w:uiPriority="50"/>
+    <w:lsdException w:name="Grid Table 6 Colorful" w:uiPriority="51"/>
+    <w:lsdException w:name="Grid Table 7 Colorful" w:uiPriority="52"/>
+    <w:lsdException w:name="Grid Table 1 Light Accent 1" w:uiPriority="46"/>
+    <w:lsdException w:name="Grid Table 2 Accent 1" w:uiPriority="47"/>
+    <w:lsdException w:name="Grid Table 3 Accent 1" w:uiPriority="48"/>
+    <w:lsdException w:name="Grid Table 4 Accent 1" w:uiPriority="49"/>
+    <w:lsdException w:name="Grid Table 5 Dark Accent 1" w:uiPriority="50"/>
+    <w:lsdException w:name="Grid Table 6 Colorful Accent 1" w:uiPriority="51"/>
+    <w:lsdException w:name="Grid Table 7 Colorful Accent 1" w:uiPriority="52"/>
+    <w:lsdException w:name="Grid Table 1 Light Accent 2" w:uiPriority="46"/>
+    <w:lsdException w:name="Grid Table 2 Accent 2" w:uiPriority="47"/>
+    <w:lsdException w:name="Grid Table 3 Accent 2" w:uiPriority="48"/>
+    <w:lsdException w:name="Grid Table 4 Accent 2" w:uiPriority="49"/>
+    <w:lsdException w:name="Grid Table 5 Dark Accent 2" w:uiPriority="50"/>
+    <w:lsdException w:name="Grid Table 6 Colorful Accent 2" w:uiPriority="51"/>
+    <w:lsdException w:name="Grid Table 7 Colorful Accent 2" w:uiPriority="52"/>
+    <w:lsdException w:name="Grid Table 1 Light Accent 3" w:uiPriority="46"/>
+    <w:lsdException w:name="Grid Table 2 Accent 3" w:uiPriority="47"/>
+    <w:lsdException w:name="Grid Table 3 Accent 3" w:uiPriority="48"/>
+    <w:lsdException w:name="Grid Table 4 Accent 3" w:uiPriority="49"/>
+    <w:lsdException w:name="Grid Table 5 Dark Accent 3" w:uiPriority="50"/>
+    <w:lsdException w:name="Grid Table 6 Colorful Accent 3" w:uiPriority="51"/>
+    <w:lsdException w:name="Grid Table 7 Colorful Accent 3" w:uiPriority="52"/>
+    <w:lsdException w:name="Grid Table 1 Light Accent 4" w:uiPriority="46"/>
+    <w:lsdException w:name="Grid Table 2 Accent 4" w:uiPriority="47"/>
+    <w:lsdException w:name="Grid Table 3 Accent 4" w:uiPriority="48"/>
+    <w:lsdException w:name="Grid Table 4 Accent 4" w:uiPriority="49"/>
+    <w:lsdException w:name="Grid Table 5 Dark Accent 4" w:uiPriority="50"/>
+    <w:lsdException w:name="Grid Table 6 Colorful Accent 4" w:uiPriority="51"/>
+    <w:lsdException w:name="Grid Table 7 Colorful Accent 4" w:uiPriority="52"/>
+    <w:lsdException w:name="Grid Table 1 Light Accent 5" w:uiPriority="46"/>
+    <w:lsdException w:name="Grid Table 2 Accent 5" w:uiPriority="47"/>
+    <w:lsdException w:name="Grid Table 3 Accent 5" w:uiPriority="48"/>
+    <w:lsdException w:name="Grid Table 4 Accent 5" w:uiPriority="49"/>
+    <w:lsdException w:name="Grid Table 5 Dark Accent 5" w:uiPriority="50"/>
+    <w:lsdException w:name="Grid Table 6 Colorful Accent 5" w:uiPriority="51"/>
+    <w:lsdException w:name="Grid Table 7 Colorful Accent 5" w:uiPriority="52"/>
+    <w:lsdException w:name="Grid Table 1 Light Accent 6" w:uiPriority="46"/>
+    <w:lsdException w:name="Grid Table 2 Accent 6" w:uiPriority="47"/>
+    <w:lsdException w:name="Grid Table 3 Accent 6" w:uiPriority="48"/>
+    <w:lsdException w:name="Grid Table 4 Accent 6" w:uiPriority="49"/>
+    <w:lsdException w:name="Grid Table 5 Dark Accent 6" w:uiPriority="50"/>
+    <w:lsdException w:name="Grid Table 6 Colorful Accent 6" w:uiPriority="51"/>
+    <w:lsdException w:name="Grid Table 7 Colorful Accent 6" w:uiPriority="52"/>
+    <w:lsdException w:name="List Table 1 Light" w:uiPriority="46"/>
+    <w:lsdException w:name="List Table 2" w:uiPriority="47"/>
+    <w:lsdException w:name="List Table 3" w:uiPriority="48"/>
+    <w:lsdException w:name="List Table 4" w:uiPriority="49"/>
+    <w:lsdException w:name="List Table 5 Dark" w:uiPriority="50"/>
+    <w:lsdException w:name="List Table 6 Colorful" w:uiPriority="51"/>
+    <w:lsdException w:name="List Table 7 Colorful" w:uiPriority="52"/>
+    <w:lsdException w:name="List Table 1 Light Accent 1" w:uiPriority="46"/>
+    <w:lsdException w:name="List Table 2 Accent 1" w:uiPriority="47"/>
+    <w:lsdException w:name="List Table 3 Accent 1" w:uiPriority="48"/>
+    <w:lsdException w:name="List Table 4 Accent 1" w:uiPriority="49"/>
+    <w:lsdException w:name="List Table 5 Dark Accent 1" w:uiPriority="50"/>
+    <w:lsdException w:name="List Table 6 Colorful Accent 1" w:uiPriority="51"/>
+    <w:lsdException w:name="List Table 7 Colorful Accent 1" w:uiPriority="52"/>
+    <w:lsdException w:name="List Table 1 Light Accent 2" w:uiPriority="46"/>
+    <w:lsdException w:name="List Table 2 Accent 2" w:uiPriority="47"/>
+    <w:lsdException w:name="List Table 3 Accent 2" w:uiPriority="48"/>
+    <w:lsdException w:name="List Table 4 Accent 2" w:uiPriority="49"/>
+    <w:lsdException w:name="List Table 5 Dark Accent 2" w:uiPriority="50"/>
+    <w:lsdException w:name="List Table 6 Colorful Accent 2" w:uiPriority="51"/>
+    <w:lsdException w:name="List Table 7 Colorful Accent 2" w:uiPriority="52"/>
+    <w:lsdException w:name="List Table 1 Light Accent 3" w:uiPriority="46"/>
+    <w:lsdException w:name="List Table 2 Accent 3" w:uiPriority="47"/>
+    <w:lsdException w:name="List Table 3 Accent 3" w:uiPriority="48"/>
+    <w:lsdException w:name="List Table 4 Accent 3" w:uiPriority="49"/>
+    <w:lsdException w:name="List Table 5 Dark Accent 3" w:uiPriority="50"/>
+    <w:lsdException w:name="List Table 6 Colorful Accent 3" w:uiPriority="51"/>
+    <w:lsdException w:name="List Table 7 Colorful Accent 3" w:uiPriority="52"/>
+    <w:lsdException w:name="List Table 1 Light Accent 4" w:uiPriority="46"/>
+    <w:lsdException w:name="List Table 2 Accent 4" w:uiPriority="47"/>
+    <w:lsdException w:name="List Table 3 Accent 4" w:uiPriority="48"/>
+    <w:lsdException w:name="List Table 4 Accent 4" w:uiPriority="49"/>
+    <w:lsdException w:name="List Table 5 Dark Accent 4" w:uiPriority="50"/>
+    <w:lsdException w:name="List Table 6 Colorful Accent 4" w:uiPriority="51"/>
+    <w:lsdException w:name="List Table 7 Colorful Accent 4" w:uiPriority="52"/>
+    <w:lsdException w:name="List Table 1 Light Accent 5" w:uiPriority="46"/>
+    <w:lsdException w:name="List Table 2 Accent 5" w:uiPriority="47"/>
+    <w:lsdException w:name="List Table 3 Accent 5" w:uiPriority="48"/>
+    <w:lsdException w:name="List Table 4 Accent 5" w:uiPriority="49"/>
+    <w:lsdException w:name="List Table 5 Dark Accent 5" w:uiPriority="50"/>
+    <w:lsdException w:name="List Table 6 Colorful Accent 5" w:uiPriority="51"/>
+    <w:lsdException w:name="List Table 7 Colorful Accent 5" w:uiPriority="52"/>
+    <w:lsdException w:name="List Table 1 Light Accent 6" w:uiPriority="46"/>
+    <w:lsdException w:name="List Table 2 Accent 6" w:uiPriority="47"/>
+    <w:lsdException w:name="List Table 3 Accent 6" w:uiPriority="48"/>
+    <w:lsdException w:name="List Table 4 Accent 6" w:uiPriority="49"/>
+    <w:lsdException w:name="List Table 5 Dark Accent 6" w:uiPriority="50"/>
+    <w:lsdException w:name="List Table 6 Colorful Accent 6" w:uiPriority="51"/>
+    <w:lsdException w:name="List Table 7 Colorful Accent 6" w:uiPriority="52"/>
+    <w:lsdException w:name="Mention" w:semiHidden="1" w:unhideWhenUsed="1"/>
+    <w:lsdException w:name="Smart Hyperlink" w:semiHidden="1" w:unhideWhenUsed="1"/>
+    <w:lsdException w:name="Hashtag" w:semiHidden="1" w:unhideWhenUsed="1"/>
+    <w:lsdException w:name="Unresolved Mention" w:semiHidden="1" w:unhideWhenUsed="1"/>
+    <w:lsdException w:name="Smart Link" w:semiHidden="1" w:unhideWhenUsed="1"/>
+  </w:latentStyles>
+  <w:style w:type="paragraph" w:default="1" w:styleId="a">
+    <w:name w:val="Normal"/>
+    <w:qFormat/>
   </w:style>
-  <w:style w:type="paragraph" w:styleId="Normal" w:default="1">
-    <w:name w:val="normal"/>
-  </w:style>
-  <w:style w:type="paragraph" w:styleId="Heading1">
+  <w:style w:type="paragraph" w:styleId="1">
     <w:name w:val="heading 1"/>
-    <w:basedOn w:val="Normal"/>
-    <w:next w:val="Normal"/>
+    <w:basedOn w:val="a"/>
+    <w:next w:val="a"/>
+    <w:uiPriority w:val="9"/>
+    <w:qFormat/>
     <w:pPr>
-      <w:keepNext w:val="1"/>
-      <w:keepLines w:val="1"/>
-      <w:spacing w:after="240" w:before="360" w:line="240" w:lineRule="auto"/>
+      <w:keepNext/>
+      <w:keepLines/>
+      <w:spacing w:before="360" w:after="240" w:line="240" w:lineRule="auto"/>
       <w:ind w:left="432" w:hanging="432"/>
+      <w:outlineLvl w:val="0"/>
     </w:pPr>
     <w:rPr>
-      <w:color w:val="44546a"/>
+      <w:color w:val="44546A"/>
       <w:sz w:val="40"/>
       <w:szCs w:val="40"/>
     </w:rPr>
   </w:style>
-  <w:style w:type="paragraph" w:styleId="Heading2">
+  <w:style w:type="paragraph" w:styleId="2">
     <w:name w:val="heading 2"/>
-    <w:basedOn w:val="Normal"/>
-    <w:next w:val="Normal"/>
+    <w:basedOn w:val="a"/>
+    <w:next w:val="a"/>
+    <w:uiPriority w:val="9"/>
+    <w:unhideWhenUsed/>
+    <w:qFormat/>
     <w:pPr>
-      <w:keepNext w:val="1"/>
-      <w:keepLines w:val="1"/>
+      <w:keepNext/>
+      <w:keepLines/>
       <w:spacing w:before="280" w:line="276" w:lineRule="auto"/>
       <w:ind w:left="578" w:hanging="578"/>
+      <w:outlineLvl w:val="1"/>
     </w:pPr>
     <w:rPr>
       <w:sz w:val="32"/>
@@ -658,93 +1432,154 @@
       <w:u w:val="single"/>
     </w:rPr>
   </w:style>
-  <w:style w:type="paragraph" w:styleId="Heading3">
+  <w:style w:type="paragraph" w:styleId="3">
     <w:name w:val="heading 3"/>
-    <w:basedOn w:val="Normal"/>
-    <w:next w:val="Normal"/>
+    <w:basedOn w:val="a"/>
+    <w:next w:val="a"/>
+    <w:uiPriority w:val="9"/>
+    <w:semiHidden/>
+    <w:unhideWhenUsed/>
+    <w:qFormat/>
     <w:pPr>
-      <w:keepNext w:val="1"/>
-      <w:keepLines w:val="1"/>
-      <w:spacing w:after="240" w:before="360" w:lineRule="auto"/>
+      <w:keepNext/>
+      <w:keepLines/>
+      <w:spacing w:before="360" w:after="240"/>
       <w:ind w:left="720" w:hanging="720"/>
+      <w:outlineLvl w:val="2"/>
     </w:pPr>
     <w:rPr>
       <w:sz w:val="28"/>
       <w:szCs w:val="28"/>
     </w:rPr>
   </w:style>
-  <w:style w:type="paragraph" w:styleId="Heading4">
+  <w:style w:type="paragraph" w:styleId="4">
     <w:name w:val="heading 4"/>
-    <w:basedOn w:val="Normal"/>
-    <w:next w:val="Normal"/>
+    <w:basedOn w:val="a"/>
+    <w:next w:val="a"/>
+    <w:uiPriority w:val="9"/>
+    <w:semiHidden/>
+    <w:unhideWhenUsed/>
+    <w:qFormat/>
     <w:pPr>
-      <w:keepNext w:val="1"/>
-      <w:keepLines w:val="1"/>
-      <w:spacing w:after="0" w:before="40" w:line="276" w:lineRule="auto"/>
+      <w:keepNext/>
+      <w:keepLines/>
+      <w:spacing w:before="40" w:after="0" w:line="276" w:lineRule="auto"/>
       <w:ind w:left="578" w:hanging="578"/>
+      <w:outlineLvl w:val="3"/>
     </w:pPr>
     <w:rPr>
-      <w:rFonts w:ascii="Calibri" w:cs="Calibri" w:eastAsia="Calibri" w:hAnsi="Calibri"/>
-      <w:i w:val="1"/>
-      <w:iCs w:val="1"/>
+      <w:rFonts w:ascii="Calibri" w:eastAsia="Calibri" w:hAnsi="Calibri" w:cs="Calibri"/>
+      <w:i/>
+      <w:iCs/>
       <w:sz w:val="32"/>
       <w:szCs w:val="32"/>
       <w:u w:val="single"/>
     </w:rPr>
   </w:style>
-  <w:style w:type="paragraph" w:styleId="Heading5">
+  <w:style w:type="paragraph" w:styleId="5">
     <w:name w:val="heading 5"/>
-    <w:basedOn w:val="Normal"/>
-    <w:next w:val="Normal"/>
+    <w:basedOn w:val="a"/>
+    <w:next w:val="a"/>
+    <w:uiPriority w:val="9"/>
+    <w:semiHidden/>
+    <w:unhideWhenUsed/>
+    <w:qFormat/>
     <w:pPr>
-      <w:keepNext w:val="1"/>
-      <w:keepLines w:val="1"/>
-      <w:spacing w:after="0" w:before="40" w:lineRule="auto"/>
+      <w:keepNext/>
+      <w:keepLines/>
+      <w:spacing w:before="40" w:after="0"/>
       <w:ind w:left="1008" w:hanging="1008"/>
+      <w:outlineLvl w:val="4"/>
     </w:pPr>
     <w:rPr>
-      <w:rFonts w:ascii="Calibri" w:cs="Calibri" w:eastAsia="Calibri" w:hAnsi="Calibri"/>
-      <w:color w:val="2f5496"/>
+      <w:rFonts w:ascii="Calibri" w:eastAsia="Calibri" w:hAnsi="Calibri" w:cs="Calibri"/>
+      <w:color w:val="2F5496"/>
     </w:rPr>
   </w:style>
-  <w:style w:type="paragraph" w:styleId="Heading6">
+  <w:style w:type="paragraph" w:styleId="6">
     <w:name w:val="heading 6"/>
-    <w:basedOn w:val="Normal"/>
-    <w:next w:val="Normal"/>
+    <w:basedOn w:val="a"/>
+    <w:next w:val="a"/>
+    <w:uiPriority w:val="9"/>
+    <w:semiHidden/>
+    <w:unhideWhenUsed/>
+    <w:qFormat/>
     <w:pPr>
-      <w:keepNext w:val="1"/>
-      <w:keepLines w:val="1"/>
-      <w:spacing w:after="0" w:before="40" w:lineRule="auto"/>
+      <w:keepNext/>
+      <w:keepLines/>
+      <w:spacing w:before="40" w:after="0"/>
       <w:ind w:left="1152" w:hanging="1152"/>
+      <w:outlineLvl w:val="5"/>
     </w:pPr>
     <w:rPr>
-      <w:rFonts w:ascii="Calibri" w:cs="Calibri" w:eastAsia="Calibri" w:hAnsi="Calibri"/>
-      <w:color w:val="1f3863"/>
+      <w:rFonts w:ascii="Calibri" w:eastAsia="Calibri" w:hAnsi="Calibri" w:cs="Calibri"/>
+      <w:color w:val="1F3863"/>
     </w:rPr>
   </w:style>
-  <w:style w:type="paragraph" w:styleId="Title">
+  <w:style w:type="character" w:default="1" w:styleId="a0">
+    <w:name w:val="Default Paragraph Font"/>
+    <w:uiPriority w:val="1"/>
+    <w:semiHidden/>
+    <w:unhideWhenUsed/>
+  </w:style>
+  <w:style w:type="table" w:default="1" w:styleId="a1">
+    <w:name w:val="Normal Table"/>
+    <w:uiPriority w:val="99"/>
+    <w:semiHidden/>
+    <w:unhideWhenUsed/>
+    <w:tblPr>
+      <w:tblInd w:w="0" w:type="dxa"/>
+      <w:tblCellMar>
+        <w:top w:w="0" w:type="dxa"/>
+        <w:left w:w="108" w:type="dxa"/>
+        <w:bottom w:w="0" w:type="dxa"/>
+        <w:right w:w="108" w:type="dxa"/>
+      </w:tblCellMar>
+    </w:tblPr>
+  </w:style>
+  <w:style w:type="numbering" w:default="1" w:styleId="a2">
+    <w:name w:val="No List"/>
+    <w:uiPriority w:val="99"/>
+    <w:semiHidden/>
+    <w:unhideWhenUsed/>
+  </w:style>
+  <w:style w:type="table" w:customStyle="1" w:styleId="TableNormal">
+    <w:name w:val="TableNormal"/>
+    <w:tblPr>
+      <w:tblCellMar>
+        <w:top w:w="100" w:type="dxa"/>
+        <w:left w:w="100" w:type="dxa"/>
+        <w:bottom w:w="100" w:type="dxa"/>
+        <w:right w:w="100" w:type="dxa"/>
+      </w:tblCellMar>
+    </w:tblPr>
+  </w:style>
+  <w:style w:type="paragraph" w:styleId="a3">
     <w:name w:val="Title"/>
-    <w:basedOn w:val="Normal"/>
-    <w:next w:val="Normal"/>
+    <w:basedOn w:val="a"/>
+    <w:next w:val="a"/>
+    <w:uiPriority w:val="10"/>
+    <w:qFormat/>
     <w:pPr>
       <w:spacing w:after="0" w:line="240" w:lineRule="auto"/>
     </w:pPr>
     <w:rPr>
-      <w:rFonts w:ascii="Calibri" w:cs="Calibri" w:eastAsia="Calibri" w:hAnsi="Calibri"/>
+      <w:rFonts w:ascii="Calibri" w:eastAsia="Calibri" w:hAnsi="Calibri" w:cs="Calibri"/>
       <w:sz w:val="56"/>
       <w:szCs w:val="56"/>
     </w:rPr>
   </w:style>
-  <w:style w:type="paragraph" w:styleId="Subtitle">
+  <w:style w:type="paragraph" w:styleId="a4">
     <w:name w:val="Subtitle"/>
-    <w:basedOn w:val="Normal"/>
-    <w:next w:val="Normal"/>
-    <w:pPr/>
+    <w:basedOn w:val="a"/>
+    <w:next w:val="a"/>
+    <w:uiPriority w:val="11"/>
+    <w:qFormat/>
     <w:rPr>
-      <w:color w:val="5a5a5a"/>
+      <w:color w:val="5A5A5A"/>
     </w:rPr>
   </w:style>
-  <w:style w:type="table" w:styleId="Table1">
+  <w:style w:type="table" w:customStyle="1" w:styleId="a5">
     <w:basedOn w:val="TableNormal"/>
     <w:pPr>
       <w:spacing w:after="0" w:line="240" w:lineRule="auto"/>
@@ -753,11 +1588,57 @@
       <w:tblStyleRowBandSize w:val="1"/>
       <w:tblStyleColBandSize w:val="1"/>
       <w:tblCellMar>
-        <w:top w:w="0.0" w:type="dxa"/>
-        <w:left w:w="108.0" w:type="dxa"/>
-        <w:bottom w:w="0.0" w:type="dxa"/>
-        <w:right w:w="108.0" w:type="dxa"/>
+        <w:top w:w="0" w:type="dxa"/>
+        <w:left w:w="108" w:type="dxa"/>
+        <w:bottom w:w="0" w:type="dxa"/>
+        <w:right w:w="108" w:type="dxa"/>
       </w:tblCellMar>
+    </w:tblPr>
+  </w:style>
+  <w:style w:type="table" w:customStyle="1" w:styleId="10">
+    <w:name w:val="Сетка таблицы1"/>
+    <w:basedOn w:val="a1"/>
+    <w:next w:val="a6"/>
+    <w:uiPriority w:val="39"/>
+    <w:rsid w:val="007B409C"/>
+    <w:pPr>
+      <w:spacing w:after="0" w:line="240" w:lineRule="auto"/>
+    </w:pPr>
+    <w:rPr>
+      <w:rFonts w:ascii="Cambria" w:eastAsia="Cambria" w:hAnsi="Cambria"/>
+      <w:color w:val="auto"/>
+      <w:sz w:val="22"/>
+      <w:szCs w:val="22"/>
+      <w:lang w:val="ru-RU" w:eastAsia="en-US"/>
+    </w:rPr>
+    <w:tblPr>
+      <w:tblBorders>
+        <w:top w:val="single" w:sz="4" w:space="0" w:color="000000"/>
+        <w:left w:val="single" w:sz="4" w:space="0" w:color="000000"/>
+        <w:bottom w:val="single" w:sz="4" w:space="0" w:color="000000"/>
+        <w:right w:val="single" w:sz="4" w:space="0" w:color="000000"/>
+        <w:insideH w:val="single" w:sz="4" w:space="0" w:color="000000"/>
+        <w:insideV w:val="single" w:sz="4" w:space="0" w:color="000000"/>
+      </w:tblBorders>
+    </w:tblPr>
+  </w:style>
+  <w:style w:type="table" w:styleId="a6">
+    <w:name w:val="Table Grid"/>
+    <w:basedOn w:val="a1"/>
+    <w:uiPriority w:val="39"/>
+    <w:rsid w:val="007B409C"/>
+    <w:pPr>
+      <w:spacing w:after="0" w:line="240" w:lineRule="auto"/>
+    </w:pPr>
+    <w:tblPr>
+      <w:tblBorders>
+        <w:top w:val="single" w:sz="4" w:space="0" w:color="auto"/>
+        <w:left w:val="single" w:sz="4" w:space="0" w:color="auto"/>
+        <w:bottom w:val="single" w:sz="4" w:space="0" w:color="auto"/>
+        <w:right w:val="single" w:sz="4" w:space="0" w:color="auto"/>
+        <w:insideH w:val="single" w:sz="4" w:space="0" w:color="auto"/>
+        <w:insideV w:val="single" w:sz="4" w:space="0" w:color="auto"/>
+      </w:tblBorders>
     </w:tblPr>
   </w:style>
 </w:styles>
